--- a/Устав/_документы/СЗ Верховному попечителю по заседанию __.10.2026 (протокол № 13).docx
+++ b/Устав/_документы/СЗ Верховному попечителю по заседанию __.10.2026 (протокол № 13).docx
@@ -377,10 +377,40 @@
         <w:jc w:val="both"/>
       </w:pPr>
       <w:r>
-        <w:t xml:space="preserve">По вопросу 2 Повестки выступил Заместитель Главного исполнительного директора по административным вопросам Мурат Темирбеков. В связи с созданием Проектного офиса и реализацией других инициатив Фонда (ESG, оценка климатических рисков, климатическая аналитика, Учебный центр, Экспертный совет) утверждена новая организационная структура Фонда, штатная численность увеличена до 30 единиц (Фонд с экспертной группой — 9, Проектный офис — 21) с поэтапным вводом: </w:t>
-      </w:r>
-      <w:r>
-        <w:t>с 21 октября 2026 года — 18 единиц, с января 2027 года — 19, с февраля 2027 года — 30</w:t>
+        <w:t xml:space="preserve">По вопросу 2 Повестки выступил Заместитель Главного исполнительного директора по административным вопросам Мурат Темирбеков. В связи с созданием Проектного офиса и реализацией других инициатив Фонда (ESG, оценка климатических рисков, климатическая аналитика, Учебный центр, Экспертный совет) утверждена новая организационная структура Фонда, штатная численность увеличена до 30 единиц (Фонд с экспертной группой </w:t>
+      </w:r>
+      <w:r>
+        <w:t>–</w:t>
+      </w:r>
+      <w:r>
+        <w:t xml:space="preserve"> 9, Проектный офис </w:t>
+      </w:r>
+      <w:r>
+        <w:t>–</w:t>
+      </w:r>
+      <w:r>
+        <w:t xml:space="preserve"> 21) с поэтапным вводом: </w:t>
+      </w:r>
+      <w:r>
+        <w:t xml:space="preserve">с 21 октября 2026 года </w:t>
+      </w:r>
+      <w:r>
+        <w:t>–</w:t>
+      </w:r>
+      <w:r>
+        <w:t xml:space="preserve"> 18 единиц, с января 2027 года </w:t>
+      </w:r>
+      <w:r>
+        <w:t>–</w:t>
+      </w:r>
+      <w:r>
+        <w:t xml:space="preserve"> 19, с февраля 2027 года </w:t>
+      </w:r>
+      <w:r>
+        <w:t>–</w:t>
+      </w:r>
+      <w:r>
+        <w:t xml:space="preserve"> 30</w:t>
       </w:r>
       <w:r>
         <w:t>. Функции юриста, системного администратора, разработчика, режиссера, копирайтера, дизайнера и менеджера по работе с креаторами обеспечиваются на условиях аутсорсинга. Все члены Управляющего совета проголосовали «ЗА».</w:t>
@@ -403,16 +433,34 @@
         <w:jc w:val="both"/>
       </w:pPr>
       <w:r>
-        <w:t xml:space="preserve">По вопросу 4 Повестки выступила Финансовый директор-Главный бухгалтер ЦАКФ Майра Оразбаева и представила проект бюджета: на IV квартал 2026 года — </w:t>
+        <w:t xml:space="preserve">По вопросу 4 Повестки выступила Финансовый директор-Главный бухгалтер ЦАКФ Майра Оразбаева и представила проект бюджета: на IV квартал 2026 года </w:t>
+      </w:r>
+      <w:r>
+        <w:t>–</w:t>
+      </w:r>
+      <w:r>
+        <w:t xml:space="preserve"> </w:t>
       </w:r>
       <w:r>
         <w:t>227,8 млн тенге с учетом НДС (196,4 млн тенге без НДС)</w:t>
       </w:r>
       <w:r>
-        <w:t xml:space="preserve">, на 2027 год — </w:t>
-      </w:r>
-      <w:r>
-        <w:t>1 017,7 млн тенге с учетом НДС (877,3 млн тенге без НДС), всего — 1 245,4 млн тенге</w:t>
+        <w:t xml:space="preserve">, на 2027 год </w:t>
+      </w:r>
+      <w:r>
+        <w:t>–</w:t>
+      </w:r>
+      <w:r>
+        <w:t xml:space="preserve"> </w:t>
+      </w:r>
+      <w:r>
+        <w:t xml:space="preserve">1 017,7 млн тенге с учетом НДС (877,3 млн тенге без НДС), всего </w:t>
+      </w:r>
+      <w:r>
+        <w:t>–</w:t>
+      </w:r>
+      <w:r>
+        <w:t xml:space="preserve"> 1 245,4 млн тенге</w:t>
       </w:r>
       <w:r>
         <w:t>, включая резерв на непредвиденные расходы в размере 10 процентов. Расходы на проекты и мероприятия Проектного офиса (213,0 млн тенге на IV квартал 2026 года и 1 530,0 млн тенге на 2027 год) в бюджет не включены и финансируются отдельно по мере заключения договоров и поступления средств. Исполнение бюджета осуществляется в пределах поступившего финансирования. Все члены Управляющего совета проголосовали «ЗА» за одобрение бюджета и внесение его на Ваше утверждение.</w:t>
@@ -426,13 +474,25 @@
       </w:pPr>
       <w:r>
         <w:lastRenderedPageBreak/>
-        <w:t xml:space="preserve">По вопросу 5 Повестки утвержден план закупок товаров, работ и неконсультационных услуг Проектного офиса «Таза Қазақстан»: на IV квартал 2026 года — 98 позиций </w:t>
+        <w:t xml:space="preserve">По вопросу 5 Повестки утвержден план закупок товаров, работ и неконсультационных услуг Проектного офиса «Таза Қазақстан»: на IV квартал 2026 года </w:t>
+      </w:r>
+      <w:r>
+        <w:t>–</w:t>
+      </w:r>
+      <w:r>
+        <w:t xml:space="preserve"> 98 позиций </w:t>
       </w:r>
       <w:r>
         <w:t>на сумму 98,8 млн</w:t>
       </w:r>
       <w:r>
-        <w:t xml:space="preserve"> тенге с учетом НДС, на 2027 год — 47 позиций </w:t>
+        <w:t xml:space="preserve"> тенге с учетом НДС, на 2027 год </w:t>
+      </w:r>
+      <w:r>
+        <w:t>–</w:t>
+      </w:r>
+      <w:r>
+        <w:t xml:space="preserve"> 47 позиций </w:t>
       </w:r>
       <w:r>
         <w:t>на сумму 240,3 млн</w:t>
@@ -1068,7 +1128,7 @@
             </wp:anchor>
           </w:drawing>
         </mc:Choice>
-        <mc:Fallback xmlns:w16se="http://schemas.microsoft.com/office/word/2015/wordml/symex" xmlns:w16="http://schemas.microsoft.com/office/word/2018/wordml" xmlns:w16cid="http://schemas.microsoft.com/office/word/2016/wordml/cid" xmlns:w16cex="http://schemas.microsoft.com/office/word/2018/wordml/cex" xmlns:am3d="http://schemas.microsoft.com/office/drawing/2017/model3d" xmlns:aink="http://schemas.microsoft.com/office/drawing/2016/ink" xmlns:cx8="http://schemas.microsoft.com/office/drawing/2016/5/14/chartex" xmlns:cx7="http://schemas.microsoft.com/office/drawing/2016/5/13/chartex" xmlns:cx6="http://schemas.microsoft.com/office/drawing/2016/5/12/chartex" xmlns:cx5="http://schemas.microsoft.com/office/drawing/2016/5/11/chartex" xmlns:cx4="http://schemas.microsoft.com/office/drawing/2016/5/10/chartex" xmlns:cx3="http://schemas.microsoft.com/office/drawing/2016/5/9/chartex" xmlns:cx2="http://schemas.microsoft.com/office/drawing/2015/10/21/chartex" xmlns:cx1="http://schemas.microsoft.com/office/drawing/2015/9/8/chartex" xmlns:cx="http://schemas.microsoft.com/office/drawing/2014/chartex">
+        <mc:Fallback xmlns:cx="http://schemas.microsoft.com/office/drawing/2014/chartex" xmlns:cx1="http://schemas.microsoft.com/office/drawing/2015/9/8/chartex" xmlns:cx2="http://schemas.microsoft.com/office/drawing/2015/10/21/chartex" xmlns:cx3="http://schemas.microsoft.com/office/drawing/2016/5/9/chartex" xmlns:cx4="http://schemas.microsoft.com/office/drawing/2016/5/10/chartex" xmlns:cx5="http://schemas.microsoft.com/office/drawing/2016/5/11/chartex" xmlns:cx6="http://schemas.microsoft.com/office/drawing/2016/5/12/chartex" xmlns:cx7="http://schemas.microsoft.com/office/drawing/2016/5/13/chartex" xmlns:cx8="http://schemas.microsoft.com/office/drawing/2016/5/14/chartex" xmlns:aink="http://schemas.microsoft.com/office/drawing/2016/ink" xmlns:am3d="http://schemas.microsoft.com/office/drawing/2017/model3d" xmlns:w16cex="http://schemas.microsoft.com/office/word/2018/wordml/cex" xmlns:w16cid="http://schemas.microsoft.com/office/word/2016/wordml/cid" xmlns:w16="http://schemas.microsoft.com/office/word/2018/wordml" xmlns:w16se="http://schemas.microsoft.com/office/word/2015/wordml/symex">
           <w:pict>
             <v:shapetype w14:anchorId="26DCEBA9" id="_x0000_t202" coordsize="21600,21600" o:spt="202" path="m,l,21600r21600,l21600,xe">
               <v:stroke joinstyle="miter"/>
@@ -1468,7 +1528,7 @@
             </wp:anchor>
           </w:drawing>
         </mc:Choice>
-        <mc:Fallback xmlns:oel="http://schemas.microsoft.com/office/2019/extlst" xmlns:w16du="http://schemas.microsoft.com/office/word/2023/wordml/word16du" xmlns:w16sdtdh="http://schemas.microsoft.com/office/word/2020/wordml/sdtdatahash" xmlns:w16sdtfl="http://schemas.microsoft.com/office/word/2024/wordml/sdtformatlock" xmlns:w16se="http://schemas.microsoft.com/office/word/2015/wordml/symex" xmlns:w16="http://schemas.microsoft.com/office/word/2018/wordml" xmlns:w16cid="http://schemas.microsoft.com/office/word/2016/wordml/cid" xmlns:w16cex="http://schemas.microsoft.com/office/word/2018/wordml/cex" xmlns:am3d="http://schemas.microsoft.com/office/drawing/2017/model3d" xmlns:aink="http://schemas.microsoft.com/office/drawing/2016/ink" xmlns:cx8="http://schemas.microsoft.com/office/drawing/2016/5/14/chartex" xmlns:cx7="http://schemas.microsoft.com/office/drawing/2016/5/13/chartex" xmlns:cx6="http://schemas.microsoft.com/office/drawing/2016/5/12/chartex" xmlns:cx5="http://schemas.microsoft.com/office/drawing/2016/5/11/chartex" xmlns:cx4="http://schemas.microsoft.com/office/drawing/2016/5/10/chartex" xmlns:cx3="http://schemas.microsoft.com/office/drawing/2016/5/9/chartex" xmlns:cx2="http://schemas.microsoft.com/office/drawing/2015/10/21/chartex" xmlns:cx1="http://schemas.microsoft.com/office/drawing/2015/9/8/chartex" xmlns:cx="http://schemas.microsoft.com/office/drawing/2014/chartex">
+        <mc:Fallback xmlns:cx="http://schemas.microsoft.com/office/drawing/2014/chartex" xmlns:cx1="http://schemas.microsoft.com/office/drawing/2015/9/8/chartex" xmlns:cx2="http://schemas.microsoft.com/office/drawing/2015/10/21/chartex" xmlns:cx3="http://schemas.microsoft.com/office/drawing/2016/5/9/chartex" xmlns:cx4="http://schemas.microsoft.com/office/drawing/2016/5/10/chartex" xmlns:cx5="http://schemas.microsoft.com/office/drawing/2016/5/11/chartex" xmlns:cx6="http://schemas.microsoft.com/office/drawing/2016/5/12/chartex" xmlns:cx7="http://schemas.microsoft.com/office/drawing/2016/5/13/chartex" xmlns:cx8="http://schemas.microsoft.com/office/drawing/2016/5/14/chartex" xmlns:aink="http://schemas.microsoft.com/office/drawing/2016/ink" xmlns:am3d="http://schemas.microsoft.com/office/drawing/2017/model3d" xmlns:w16cex="http://schemas.microsoft.com/office/word/2018/wordml/cex" xmlns:w16cid="http://schemas.microsoft.com/office/word/2016/wordml/cid" xmlns:w16="http://schemas.microsoft.com/office/word/2018/wordml" xmlns:w16se="http://schemas.microsoft.com/office/word/2015/wordml/symex" xmlns:w16sdtfl="http://schemas.microsoft.com/office/word/2024/wordml/sdtformatlock" xmlns:w16sdtdh="http://schemas.microsoft.com/office/word/2020/wordml/sdtdatahash" xmlns:w16du="http://schemas.microsoft.com/office/word/2023/wordml/word16du" xmlns:oel="http://schemas.microsoft.com/office/2019/extlst">
           <w:pict>
             <v:rect w14:anchorId="5C59C3A0" id="Прямоугольник 3" o:spid="_x0000_s1026" style="position:absolute;margin-left:-83.7pt;margin-top:-2.4pt;width:604.45pt;height:75.55pt;z-index:251657215;visibility:visible;mso-wrap-style:square;mso-height-percent:0;mso-wrap-distance-left:9pt;mso-wrap-distance-top:0;mso-wrap-distance-right:9pt;mso-wrap-distance-bottom:0;mso-position-horizontal:absolute;mso-position-horizontal-relative:text;mso-position-vertical:absolute;mso-position-vertical-relative:text;mso-height-percent:0;mso-height-relative:margin;v-text-anchor:middle" o:gfxdata="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" fillcolor="#155835" stroked="f">
               <v:shadow on="t" color="black" opacity="22937f" origin=",.5" offset="0,.63889mm"/>
@@ -1642,7 +1702,7 @@
             </wp:anchor>
           </w:drawing>
         </mc:Choice>
-        <mc:Fallback xmlns:oel="http://schemas.microsoft.com/office/2019/extlst" xmlns:w16du="http://schemas.microsoft.com/office/word/2023/wordml/word16du" xmlns:w16sdtdh="http://schemas.microsoft.com/office/word/2020/wordml/sdtdatahash" xmlns:w16sdtfl="http://schemas.microsoft.com/office/word/2024/wordml/sdtformatlock" xmlns:w16se="http://schemas.microsoft.com/office/word/2015/wordml/symex" xmlns:w16="http://schemas.microsoft.com/office/word/2018/wordml" xmlns:w16cid="http://schemas.microsoft.com/office/word/2016/wordml/cid" xmlns:w16cex="http://schemas.microsoft.com/office/word/2018/wordml/cex" xmlns:am3d="http://schemas.microsoft.com/office/drawing/2017/model3d" xmlns:aink="http://schemas.microsoft.com/office/drawing/2016/ink" xmlns:cx8="http://schemas.microsoft.com/office/drawing/2016/5/14/chartex" xmlns:cx7="http://schemas.microsoft.com/office/drawing/2016/5/13/chartex" xmlns:cx6="http://schemas.microsoft.com/office/drawing/2016/5/12/chartex" xmlns:cx5="http://schemas.microsoft.com/office/drawing/2016/5/11/chartex" xmlns:cx4="http://schemas.microsoft.com/office/drawing/2016/5/10/chartex" xmlns:cx3="http://schemas.microsoft.com/office/drawing/2016/5/9/chartex" xmlns:cx2="http://schemas.microsoft.com/office/drawing/2015/10/21/chartex" xmlns:cx1="http://schemas.microsoft.com/office/drawing/2015/9/8/chartex" xmlns:cx="http://schemas.microsoft.com/office/drawing/2014/chartex">
+        <mc:Fallback xmlns:cx="http://schemas.microsoft.com/office/drawing/2014/chartex" xmlns:cx1="http://schemas.microsoft.com/office/drawing/2015/9/8/chartex" xmlns:cx2="http://schemas.microsoft.com/office/drawing/2015/10/21/chartex" xmlns:cx3="http://schemas.microsoft.com/office/drawing/2016/5/9/chartex" xmlns:cx4="http://schemas.microsoft.com/office/drawing/2016/5/10/chartex" xmlns:cx5="http://schemas.microsoft.com/office/drawing/2016/5/11/chartex" xmlns:cx6="http://schemas.microsoft.com/office/drawing/2016/5/12/chartex" xmlns:cx7="http://schemas.microsoft.com/office/drawing/2016/5/13/chartex" xmlns:cx8="http://schemas.microsoft.com/office/drawing/2016/5/14/chartex" xmlns:aink="http://schemas.microsoft.com/office/drawing/2016/ink" xmlns:am3d="http://schemas.microsoft.com/office/drawing/2017/model3d" xmlns:w16cex="http://schemas.microsoft.com/office/word/2018/wordml/cex" xmlns:w16cid="http://schemas.microsoft.com/office/word/2016/wordml/cid" xmlns:w16="http://schemas.microsoft.com/office/word/2018/wordml" xmlns:w16se="http://schemas.microsoft.com/office/word/2015/wordml/symex" xmlns:w16sdtfl="http://schemas.microsoft.com/office/word/2024/wordml/sdtformatlock" xmlns:w16sdtdh="http://schemas.microsoft.com/office/word/2020/wordml/sdtdatahash" xmlns:w16du="http://schemas.microsoft.com/office/word/2023/wordml/word16du" xmlns:oel="http://schemas.microsoft.com/office/2019/extlst">
           <w:pict>
             <v:line w14:anchorId="22E087A2" id="Прямая соединительная линия 1" o:spid="_x0000_s1026" style="position:absolute;flip:y;z-index:251659264;visibility:visible;mso-wrap-style:square;mso-width-percent:0;mso-height-percent:0;mso-wrap-distance-left:9pt;mso-wrap-distance-top:0;mso-wrap-distance-right:9pt;mso-wrap-distance-bottom:0;mso-position-horizontal:right;mso-position-horizontal-relative:page;mso-position-vertical:absolute;mso-position-vertical-relative:text;mso-width-percent:0;mso-height-percent:0;mso-width-relative:margin;mso-height-relative:margin" from="535.8pt,60.8pt" to="1122.8pt,60.8pt" o:gfxdata="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" strokecolor="#155835" strokeweight="2pt">
               <v:shadow on="t" color="black" opacity="24903f" origin=",.5" offset="0,.55556mm"/>
@@ -3873,7 +3933,7 @@
 </file>
 
 <file path=customXml/itemProps1.xml><?xml version="1.0" encoding="utf-8"?>
-<ds:datastoreItem xmlns:ds="http://schemas.openxmlformats.org/officeDocument/2006/customXml" ds:itemID="{CA89EEA8-F0AD-420B-99E3-4124CD9DC9AC}">
+<ds:datastoreItem xmlns:ds="http://schemas.openxmlformats.org/officeDocument/2006/customXml" ds:itemID="{23529B68-A0AC-4D72-849D-89C7796298D8}">
   <ds:schemaRefs>
     <ds:schemaRef ds:uri="http://schemas.openxmlformats.org/officeDocument/2006/bibliography"/>
   </ds:schemaRefs>

--- a/Устав/_документы/СЗ Верховному попечителю по заседанию __.10.2026 (протокол № 13).docx
+++ b/Устав/_документы/СЗ Верховному попечителю по заседанию __.10.2026 (протокол № 13).docx
@@ -336,7 +336,7 @@
         <w:rPr>
           <w:rFonts w:ascii="Arial" w:hAnsi="Arial" w:cs="Arial"/>
         </w:rPr>
-        <w:t>Об одобрении бюджета Фонда на IV квартал 2026 года и 2027 год.</w:t>
+        <w:t>Об одобрении бюджета Фонда на IV квартал 2026 года.</w:t>
       </w:r>
     </w:p>
     <w:p>
@@ -356,7 +356,7 @@
         <w:rPr>
           <w:rFonts w:ascii="Arial" w:hAnsi="Arial" w:cs="Arial"/>
         </w:rPr>
-        <w:t>Об утверждении плана закупок товаров, работ и услуг на IV квартал 2026 года и 2027 год.</w:t>
+        <w:t>Об утверждении плана закупок товаров, работ и услуг на IV квартал 2026 года.</w:t>
       </w:r>
     </w:p>
     <w:bookmarkEnd w:id="2"/>
@@ -367,7 +367,13 @@
         <w:jc w:val="both"/>
       </w:pPr>
       <w:r>
-        <w:t>По вопросу 1 Повестки выступил Главный исполнительный директор, Руководитель Проектного офиса Ерлік Қаражан. Решением Управляющего совета от 30 июля 2026 года (протокол № 12) направления деятельности Фонда дополнены участием в реализации инициативы «Таза Қазақстан». Для ее реализации в структуру Фонда включается Проектный офис «Таза Қазақстан» во главе с Национальным координатором в составе Департамента проектного управления и региональной координации, Департамента социологических исследований и аналитики, Департамента цифрового развития и Группы «Коммуникация и креатив». Положение о Проектном офисе утверждается Управляющим советом. Все члены Управляющего совета проголосовали «ЗА».</w:t>
+        <w:t xml:space="preserve">По вопросу 1 Повестки выступил </w:t>
+      </w:r>
+      <w:r>
+        <w:t>Главный исполнительный директор</w:t>
+      </w:r>
+      <w:r>
+        <w:t xml:space="preserve"> Ерлік Қаражан. Решением Управляющего совета от 30 июля 2026 года (протокол № 12) направления деятельности Фонда дополнены участием в реализации инициативы «Таза Қазақстан». Фонд письмом от 12 октября 2026 года № 02/373 предложил Министерству экологии и природных ресурсов Республики Казахстан образовать и разместить Проектный офис «Таза Қазақстан» на базе Фонда; Министерство письмом от 12 октября 2026 года № ПР-82853 внесло Вице-Президенту Республики Казахстан Е. Т. Карину предложение о размещении постоянно действующего Проектного офиса на базе Фонда с финансированием преимущественно за счет спонсорских и иных внебюджетных средств. Для реализации инициативы в структуру Фонда включается Проектный офис «Таза Қазақстан» во главе с Национальным координатором в составе Департамента проектного управления и региональной координации, Департамента социологических исследований и аналитики, Департамента цифрового развития и Группы «Коммуникация и креатив». Положение о Проектном офисе утверждается Управляющим советом. Все члены Управляющего совета проголосовали «ЗА».</w:t>
       </w:r>
     </w:p>
     <w:p>
@@ -377,43 +383,13 @@
         <w:jc w:val="both"/>
       </w:pPr>
       <w:r>
-        <w:t xml:space="preserve">По вопросу 2 Повестки выступил Заместитель Главного исполнительного директора по административным вопросам Мурат Темирбеков. В связи с созданием Проектного офиса и реализацией других инициатив Фонда (ESG, оценка климатических рисков, климатическая аналитика, Учебный центр, Экспертный совет) утверждена новая организационная структура Фонда, штатная численность увеличена до 30 единиц (Фонд с экспертной группой </w:t>
-      </w:r>
-      <w:r>
-        <w:t>–</w:t>
-      </w:r>
-      <w:r>
-        <w:t xml:space="preserve"> 9, Проектный офис </w:t>
-      </w:r>
-      <w:r>
-        <w:t>–</w:t>
-      </w:r>
-      <w:r>
-        <w:t xml:space="preserve"> 21) с поэтапным вводом: </w:t>
-      </w:r>
-      <w:r>
-        <w:t xml:space="preserve">с 21 октября 2026 года </w:t>
-      </w:r>
-      <w:r>
-        <w:t>–</w:t>
-      </w:r>
-      <w:r>
-        <w:t xml:space="preserve"> 18 единиц, с января 2027 года </w:t>
-      </w:r>
-      <w:r>
-        <w:t>–</w:t>
-      </w:r>
-      <w:r>
-        <w:t xml:space="preserve"> 19, с февраля 2027 года </w:t>
-      </w:r>
-      <w:r>
-        <w:t>–</w:t>
-      </w:r>
-      <w:r>
-        <w:t xml:space="preserve"> 30</w:t>
-      </w:r>
-      <w:r>
-        <w:t>. Функции юриста, системного администратора, разработчика, режиссера, копирайтера, дизайнера и менеджера по работе с креаторами обеспечиваются на условиях аутсорсинга. Все члены Управляющего совета проголосовали «ЗА».</w:t>
+        <w:t>По вопросу 2 Повестки выступил Заместитель Главного исполнительного директора по административным вопросам Мурат Темирбеков. В связи с созданием Проектного офиса и реализацией других инициатив Фонда (ESG, оценка климатических рисков, климатическая аналитика, Учебный центр, Экспертный совет) утверждена новая организационная структура Фонда, штатная численность увеличена до 30 единиц (</w:t>
+      </w:r>
+      <w:r>
+        <w:t>Фонд (включая Проектный офис для Центральной Азии по изменению климата и зеленой энергетике) – 9, Проектный офис «Таза Қазақстан» – 21</w:t>
+      </w:r>
+      <w:r>
+        <w:t>): с 21 октября 2026 года вводятся 18 штатных единиц, в 2027 году численность расширяется поэтапно в зависимости от поступления финансирования. Функции юриста, системного администратора, разработчика, режиссера, копирайтера, дизайнера и менеджера по работе с креаторами обеспечиваются на условиях аутсорсинга. Все члены Управляющего совета проголосовали «ЗА».</w:t>
       </w:r>
     </w:p>
     <w:p>
@@ -423,7 +399,13 @@
         <w:jc w:val="both"/>
       </w:pPr>
       <w:r>
-        <w:t>По вопросу 3 Повестки утверждено штатное расписание на 30 штатных единиц. Месячный фонд должностных окладов при полной численности составляет 31,3 млн тенге. Должностные оклады членов Управляющего совета вносятся на Ваше утверждение. Все члены Управляющего совета проголосовали «ЗА».</w:t>
+        <w:t xml:space="preserve">По вопросу 3 Повестки утверждено штатное расписание на 30 штатных единиц. Месячный фонд должностных окладов при полной численности составляет 31,3 млн тенге. Должностные оклады членов Управляющего совета вносятся на Ваше утверждение. </w:t>
+      </w:r>
+      <w:r>
+        <w:t xml:space="preserve">В связи с изменением штатного расписания с действующими работниками Фонда перезаключаются трудовые договоры; с членами Управляющего совета – в порядке, предусмотренном Положением Фонда. </w:t>
+      </w:r>
+      <w:r>
+        <w:t>Все члены Управляющего совета проголосовали «ЗА».</w:t>
       </w:r>
     </w:p>
     <w:p>
@@ -433,37 +415,8 @@
         <w:jc w:val="both"/>
       </w:pPr>
       <w:r>
-        <w:t xml:space="preserve">По вопросу 4 Повестки выступила Финансовый директор-Главный бухгалтер ЦАКФ Майра Оразбаева и представила проект бюджета: на IV квартал 2026 года </w:t>
-      </w:r>
-      <w:r>
-        <w:t>–</w:t>
-      </w:r>
-      <w:r>
-        <w:t xml:space="preserve"> </w:t>
-      </w:r>
-      <w:r>
-        <w:t>227,8 млн тенге с учетом НДС (196,4 млн тенге без НДС)</w:t>
-      </w:r>
-      <w:r>
-        <w:t xml:space="preserve">, на 2027 год </w:t>
-      </w:r>
-      <w:r>
-        <w:t>–</w:t>
-      </w:r>
-      <w:r>
-        <w:t xml:space="preserve"> </w:t>
-      </w:r>
-      <w:r>
-        <w:t xml:space="preserve">1 017,7 млн тенге с учетом НДС (877,3 млн тенге без НДС), всего </w:t>
-      </w:r>
-      <w:r>
-        <w:t>–</w:t>
-      </w:r>
-      <w:r>
-        <w:t xml:space="preserve"> 1 245,4 млн тенге</w:t>
-      </w:r>
-      <w:r>
-        <w:t>, включая резерв на непредвиденные расходы в размере 10 процентов. Расходы на проекты и мероприятия Проектного офиса (213,0 млн тенге на IV квартал 2026 года и 1 530,0 млн тенге на 2027 год) в бюджет не включены и финансируются отдельно по мере заключения договоров и поступления средств. Исполнение бюджета осуществляется в пределах поступившего финансирования. Все члены Управляющего совета проголосовали «ЗА» за одобрение бюджета и внесение его на Ваше утверждение.</w:t>
+        <w:lastRenderedPageBreak/>
+        <w:t>По вопросу 4 Повестки выступила Финансовый директор-Главный бухгалтер ЦАКФ Майра Оразбаева и представила проект бюджета на IV квартал 2026 года на сумму 250,0 млн тенге, в том числе: организационное обеспечение деятельности Фонда и Проектного офиса – 162,6 млн тенге с учетом НДС (140,2 млн тенге без НДС), включая резерв на непредвиденные расходы в размере 10 процентов; первоочередные проекты Проектного офиса (информационное сопровождение, цифровая платформа, специальные и креативные проекты, инфлюенсеры, молодежь и волонтеры, «TAZA TALQY», «TAZA OI») – 87,4 млн тенге. Бюджет на 2027 год вносится на рассмотрение Управляющего совета отдельно. Исполнение бюджета осуществляется в пределах поступившего финансирования. Все члены Управляющего совета проголосовали «ЗА» за одобрение бюджета и внесение его на Ваше утверждение.</w:t>
       </w:r>
     </w:p>
     <w:p>
@@ -473,32 +426,13 @@
         <w:jc w:val="both"/>
       </w:pPr>
       <w:r>
-        <w:lastRenderedPageBreak/>
-        <w:t xml:space="preserve">По вопросу 5 Повестки утвержден план закупок товаров, работ и неконсультационных услуг Проектного офиса «Таза Қазақстан»: на IV квартал 2026 года </w:t>
-      </w:r>
-      <w:r>
-        <w:t>–</w:t>
-      </w:r>
-      <w:r>
-        <w:t xml:space="preserve"> 98 позиций </w:t>
-      </w:r>
-      <w:r>
-        <w:t>на сумму 98,8 млн</w:t>
-      </w:r>
-      <w:r>
-        <w:t xml:space="preserve"> тенге с учетом НДС, на 2027 год </w:t>
-      </w:r>
-      <w:r>
-        <w:t>–</w:t>
-      </w:r>
-      <w:r>
-        <w:t xml:space="preserve"> 47 позиций </w:t>
-      </w:r>
-      <w:r>
-        <w:t>на сумму 240,3 млн</w:t>
-      </w:r>
-      <w:r>
-        <w:t xml:space="preserve"> тенге с учетом НДС. Закупки осуществляются после утверждения бюджета и в пределах поступившего финансирования; закупки по проектам и мероприятиям включаются в план по мере подтверждения финансирования. Все члены Управляющего совета проголосовали «ЗА».</w:t>
+        <w:t xml:space="preserve">По вопросу 5 Повестки утвержден </w:t>
+      </w:r>
+      <w:r>
+        <w:t>план закупок товаров, работ и услуг на IV квартал 2026 года</w:t>
+      </w:r>
+      <w:r>
+        <w:t xml:space="preserve"> – 80 позиций на сумму 156,2 млн тенге с учетом НДС, в том числе услуги, работы по реализации проектов – 87,4 млн тенге. Закупки осуществляются после утверждения бюджета и в пределах поступившего финансирования. Все члены Управляющего совета проголосовали «ЗА».</w:t>
       </w:r>
     </w:p>
     <w:p>
@@ -521,7 +455,7 @@
         <w:rPr>
           <w:lang w:val="ru-RU"/>
         </w:rPr>
-        <w:t>Прошу Вас согласовать решения Управляющего совета ЦАКФ, утвердить бюджет Фонда на IV квартал 2026 года и 2027 год и должностные оклады членов Управляющего совета, а также подписать приказ об изменениях в Приложения А и Б к Приказу Верховного попечителя № 1 от 1 июля 2024 года.</w:t>
+        <w:t>Прошу Вас согласовать решения Управляющего совета ЦАКФ, утвердить бюджет Фонда на IV квартал 2026 года и должностные оклады членов Управляющего совета, а также подписать приказ об изменениях в Приложения А и Б к Приказу Верховного попечителя № 1 от 1 июля 2024 года.</w:t>
       </w:r>
     </w:p>
     <w:p>
@@ -555,7 +489,16 @@
           <w:i/>
           <w:iCs/>
         </w:rPr>
-        <w:t>Приложение: 1) повестка и протокол 13-го общего собрания Управляющего совета ЦАКФ, на 6 л., с приложениями: организационная структура, штатное расписание, бюджет на IV квартал 2026 года и 2027 год, план закупок; 2) проект приказа Верховного попечителя об изменениях в Приложения А и Б к Приказу № 1, на 2 л.</w:t>
+        <w:t xml:space="preserve">Приложение: 1) повестка и протокол 13-го общего собрания Управляющего совета ЦАКФ, на 6 л., с приложениями: организационная структура, штатное расписание, бюджет на IV квартал 2026 года, план закупок на IV квартал 2026 года; 2) проект приказа Верховного попечителя </w:t>
+      </w:r>
+      <w:r>
+        <w:rPr>
+          <w:rFonts w:eastAsia="Helvetica Neue"/>
+          <w:bCs/>
+          <w:i/>
+          <w:iCs/>
+        </w:rPr>
+        <w:t>об изменениях в Приложения А и Б к Приказу № 1, на 3 л.</w:t>
       </w:r>
     </w:p>
     <w:p>
@@ -670,47 +613,7 @@
           <w:iCs/>
           <w:lang w:val="ru-RU"/>
         </w:rPr>
-        <w:t>Главный исполнительный</w:t>
-      </w:r>
-      <w:r>
-        <w:rPr>
-          <w:rFonts w:eastAsia="Helvetica Neue"/>
-          <w:bCs/>
-          <w:i/>
-          <w:iCs/>
-        </w:rPr>
-        <w:t xml:space="preserve"> директор</w:t>
-      </w:r>
-      <w:r>
-        <w:rPr>
-          <w:rFonts w:eastAsia="Helvetica Neue"/>
-          <w:bCs/>
-          <w:i/>
-          <w:iCs/>
-          <w:lang w:val="ru-RU"/>
-        </w:rPr>
-        <w:t>,</w:t>
-      </w:r>
-    </w:p>
-    <w:p>
-      <w:pPr>
-        <w:spacing w:line="240" w:lineRule="auto"/>
-        <w:ind w:left="567"/>
-        <w:rPr>
-          <w:rFonts w:eastAsia="Helvetica Neue"/>
-          <w:bCs/>
-          <w:lang w:val="kk-KZ"/>
-        </w:rPr>
-      </w:pPr>
-      <w:r>
-        <w:rPr>
-          <w:rFonts w:eastAsia="Helvetica Neue"/>
-          <w:bCs/>
-          <w:i/>
-          <w:iCs/>
-          <w:lang w:val="ru-RU"/>
-        </w:rPr>
-        <w:t>Руководитель Проектного офиса</w:t>
+        <w:t>Главный исполнительный директор</w:t>
       </w:r>
     </w:p>
     <w:sectPr>
@@ -1128,7 +1031,7 @@
             </wp:anchor>
           </w:drawing>
         </mc:Choice>
-        <mc:Fallback xmlns:cx="http://schemas.microsoft.com/office/drawing/2014/chartex" xmlns:cx1="http://schemas.microsoft.com/office/drawing/2015/9/8/chartex" xmlns:cx2="http://schemas.microsoft.com/office/drawing/2015/10/21/chartex" xmlns:cx3="http://schemas.microsoft.com/office/drawing/2016/5/9/chartex" xmlns:cx4="http://schemas.microsoft.com/office/drawing/2016/5/10/chartex" xmlns:cx5="http://schemas.microsoft.com/office/drawing/2016/5/11/chartex" xmlns:cx6="http://schemas.microsoft.com/office/drawing/2016/5/12/chartex" xmlns:cx7="http://schemas.microsoft.com/office/drawing/2016/5/13/chartex" xmlns:cx8="http://schemas.microsoft.com/office/drawing/2016/5/14/chartex" xmlns:aink="http://schemas.microsoft.com/office/drawing/2016/ink" xmlns:am3d="http://schemas.microsoft.com/office/drawing/2017/model3d" xmlns:w16cex="http://schemas.microsoft.com/office/word/2018/wordml/cex" xmlns:w16cid="http://schemas.microsoft.com/office/word/2016/wordml/cid" xmlns:w16="http://schemas.microsoft.com/office/word/2018/wordml" xmlns:w16se="http://schemas.microsoft.com/office/word/2015/wordml/symex">
+        <mc:Fallback xmlns:w16se="http://schemas.microsoft.com/office/word/2015/wordml/symex" xmlns:w16="http://schemas.microsoft.com/office/word/2018/wordml" xmlns:w16cid="http://schemas.microsoft.com/office/word/2016/wordml/cid" xmlns:w16cex="http://schemas.microsoft.com/office/word/2018/wordml/cex" xmlns:am3d="http://schemas.microsoft.com/office/drawing/2017/model3d" xmlns:aink="http://schemas.microsoft.com/office/drawing/2016/ink" xmlns:cx8="http://schemas.microsoft.com/office/drawing/2016/5/14/chartex" xmlns:cx7="http://schemas.microsoft.com/office/drawing/2016/5/13/chartex" xmlns:cx6="http://schemas.microsoft.com/office/drawing/2016/5/12/chartex" xmlns:cx5="http://schemas.microsoft.com/office/drawing/2016/5/11/chartex" xmlns:cx4="http://schemas.microsoft.com/office/drawing/2016/5/10/chartex" xmlns:cx3="http://schemas.microsoft.com/office/drawing/2016/5/9/chartex" xmlns:cx2="http://schemas.microsoft.com/office/drawing/2015/10/21/chartex" xmlns:cx1="http://schemas.microsoft.com/office/drawing/2015/9/8/chartex" xmlns:cx="http://schemas.microsoft.com/office/drawing/2014/chartex">
           <w:pict>
             <v:shapetype w14:anchorId="26DCEBA9" id="_x0000_t202" coordsize="21600,21600" o:spt="202" path="m,l,21600r21600,l21600,xe">
               <v:stroke joinstyle="miter"/>
@@ -1528,7 +1431,7 @@
             </wp:anchor>
           </w:drawing>
         </mc:Choice>
-        <mc:Fallback xmlns:cx="http://schemas.microsoft.com/office/drawing/2014/chartex" xmlns:cx1="http://schemas.microsoft.com/office/drawing/2015/9/8/chartex" xmlns:cx2="http://schemas.microsoft.com/office/drawing/2015/10/21/chartex" xmlns:cx3="http://schemas.microsoft.com/office/drawing/2016/5/9/chartex" xmlns:cx4="http://schemas.microsoft.com/office/drawing/2016/5/10/chartex" xmlns:cx5="http://schemas.microsoft.com/office/drawing/2016/5/11/chartex" xmlns:cx6="http://schemas.microsoft.com/office/drawing/2016/5/12/chartex" xmlns:cx7="http://schemas.microsoft.com/office/drawing/2016/5/13/chartex" xmlns:cx8="http://schemas.microsoft.com/office/drawing/2016/5/14/chartex" xmlns:aink="http://schemas.microsoft.com/office/drawing/2016/ink" xmlns:am3d="http://schemas.microsoft.com/office/drawing/2017/model3d" xmlns:w16cex="http://schemas.microsoft.com/office/word/2018/wordml/cex" xmlns:w16cid="http://schemas.microsoft.com/office/word/2016/wordml/cid" xmlns:w16="http://schemas.microsoft.com/office/word/2018/wordml" xmlns:w16se="http://schemas.microsoft.com/office/word/2015/wordml/symex" xmlns:w16sdtfl="http://schemas.microsoft.com/office/word/2024/wordml/sdtformatlock" xmlns:w16sdtdh="http://schemas.microsoft.com/office/word/2020/wordml/sdtdatahash" xmlns:w16du="http://schemas.microsoft.com/office/word/2023/wordml/word16du" xmlns:oel="http://schemas.microsoft.com/office/2019/extlst">
+        <mc:Fallback xmlns:oel="http://schemas.microsoft.com/office/2019/extlst" xmlns:w16du="http://schemas.microsoft.com/office/word/2023/wordml/word16du" xmlns:w16sdtdh="http://schemas.microsoft.com/office/word/2020/wordml/sdtdatahash" xmlns:w16sdtfl="http://schemas.microsoft.com/office/word/2024/wordml/sdtformatlock" xmlns:w16se="http://schemas.microsoft.com/office/word/2015/wordml/symex" xmlns:w16="http://schemas.microsoft.com/office/word/2018/wordml" xmlns:w16cid="http://schemas.microsoft.com/office/word/2016/wordml/cid" xmlns:w16cex="http://schemas.microsoft.com/office/word/2018/wordml/cex" xmlns:am3d="http://schemas.microsoft.com/office/drawing/2017/model3d" xmlns:aink="http://schemas.microsoft.com/office/drawing/2016/ink" xmlns:cx8="http://schemas.microsoft.com/office/drawing/2016/5/14/chartex" xmlns:cx7="http://schemas.microsoft.com/office/drawing/2016/5/13/chartex" xmlns:cx6="http://schemas.microsoft.com/office/drawing/2016/5/12/chartex" xmlns:cx5="http://schemas.microsoft.com/office/drawing/2016/5/11/chartex" xmlns:cx4="http://schemas.microsoft.com/office/drawing/2016/5/10/chartex" xmlns:cx3="http://schemas.microsoft.com/office/drawing/2016/5/9/chartex" xmlns:cx2="http://schemas.microsoft.com/office/drawing/2015/10/21/chartex" xmlns:cx1="http://schemas.microsoft.com/office/drawing/2015/9/8/chartex" xmlns:cx="http://schemas.microsoft.com/office/drawing/2014/chartex">
           <w:pict>
             <v:rect w14:anchorId="5C59C3A0" id="Прямоугольник 3" o:spid="_x0000_s1026" style="position:absolute;margin-left:-83.7pt;margin-top:-2.4pt;width:604.45pt;height:75.55pt;z-index:251657215;visibility:visible;mso-wrap-style:square;mso-height-percent:0;mso-wrap-distance-left:9pt;mso-wrap-distance-top:0;mso-wrap-distance-right:9pt;mso-wrap-distance-bottom:0;mso-position-horizontal:absolute;mso-position-horizontal-relative:text;mso-position-vertical:absolute;mso-position-vertical-relative:text;mso-height-percent:0;mso-height-relative:margin;v-text-anchor:middle" o:gfxdata="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" fillcolor="#155835" stroked="f">
               <v:shadow on="t" color="black" opacity="22937f" origin=",.5" offset="0,.63889mm"/>
@@ -1702,7 +1605,7 @@
             </wp:anchor>
           </w:drawing>
         </mc:Choice>
-        <mc:Fallback xmlns:cx="http://schemas.microsoft.com/office/drawing/2014/chartex" xmlns:cx1="http://schemas.microsoft.com/office/drawing/2015/9/8/chartex" xmlns:cx2="http://schemas.microsoft.com/office/drawing/2015/10/21/chartex" xmlns:cx3="http://schemas.microsoft.com/office/drawing/2016/5/9/chartex" xmlns:cx4="http://schemas.microsoft.com/office/drawing/2016/5/10/chartex" xmlns:cx5="http://schemas.microsoft.com/office/drawing/2016/5/11/chartex" xmlns:cx6="http://schemas.microsoft.com/office/drawing/2016/5/12/chartex" xmlns:cx7="http://schemas.microsoft.com/office/drawing/2016/5/13/chartex" xmlns:cx8="http://schemas.microsoft.com/office/drawing/2016/5/14/chartex" xmlns:aink="http://schemas.microsoft.com/office/drawing/2016/ink" xmlns:am3d="http://schemas.microsoft.com/office/drawing/2017/model3d" xmlns:w16cex="http://schemas.microsoft.com/office/word/2018/wordml/cex" xmlns:w16cid="http://schemas.microsoft.com/office/word/2016/wordml/cid" xmlns:w16="http://schemas.microsoft.com/office/word/2018/wordml" xmlns:w16se="http://schemas.microsoft.com/office/word/2015/wordml/symex" xmlns:w16sdtfl="http://schemas.microsoft.com/office/word/2024/wordml/sdtformatlock" xmlns:w16sdtdh="http://schemas.microsoft.com/office/word/2020/wordml/sdtdatahash" xmlns:w16du="http://schemas.microsoft.com/office/word/2023/wordml/word16du" xmlns:oel="http://schemas.microsoft.com/office/2019/extlst">
+        <mc:Fallback xmlns:oel="http://schemas.microsoft.com/office/2019/extlst" xmlns:w16du="http://schemas.microsoft.com/office/word/2023/wordml/word16du" xmlns:w16sdtdh="http://schemas.microsoft.com/office/word/2020/wordml/sdtdatahash" xmlns:w16sdtfl="http://schemas.microsoft.com/office/word/2024/wordml/sdtformatlock" xmlns:w16se="http://schemas.microsoft.com/office/word/2015/wordml/symex" xmlns:w16="http://schemas.microsoft.com/office/word/2018/wordml" xmlns:w16cid="http://schemas.microsoft.com/office/word/2016/wordml/cid" xmlns:w16cex="http://schemas.microsoft.com/office/word/2018/wordml/cex" xmlns:am3d="http://schemas.microsoft.com/office/drawing/2017/model3d" xmlns:aink="http://schemas.microsoft.com/office/drawing/2016/ink" xmlns:cx8="http://schemas.microsoft.com/office/drawing/2016/5/14/chartex" xmlns:cx7="http://schemas.microsoft.com/office/drawing/2016/5/13/chartex" xmlns:cx6="http://schemas.microsoft.com/office/drawing/2016/5/12/chartex" xmlns:cx5="http://schemas.microsoft.com/office/drawing/2016/5/11/chartex" xmlns:cx4="http://schemas.microsoft.com/office/drawing/2016/5/10/chartex" xmlns:cx3="http://schemas.microsoft.com/office/drawing/2016/5/9/chartex" xmlns:cx2="http://schemas.microsoft.com/office/drawing/2015/10/21/chartex" xmlns:cx1="http://schemas.microsoft.com/office/drawing/2015/9/8/chartex" xmlns:cx="http://schemas.microsoft.com/office/drawing/2014/chartex">
           <w:pict>
             <v:line w14:anchorId="22E087A2" id="Прямая соединительная линия 1" o:spid="_x0000_s1026" style="position:absolute;flip:y;z-index:251659264;visibility:visible;mso-wrap-style:square;mso-width-percent:0;mso-height-percent:0;mso-wrap-distance-left:9pt;mso-wrap-distance-top:0;mso-wrap-distance-right:9pt;mso-wrap-distance-bottom:0;mso-position-horizontal:right;mso-position-horizontal-relative:page;mso-position-vertical:absolute;mso-position-vertical-relative:text;mso-width-percent:0;mso-height-percent:0;mso-width-relative:margin;mso-height-relative:margin" from="535.8pt,60.8pt" to="1122.8pt,60.8pt" o:gfxdata="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" strokecolor="#155835" strokeweight="2pt">
               <v:shadow on="t" color="black" opacity="24903f" origin=",.5" offset="0,.55556mm"/>
@@ -3933,7 +3836,7 @@
 </file>
 
 <file path=customXml/itemProps1.xml><?xml version="1.0" encoding="utf-8"?>
-<ds:datastoreItem xmlns:ds="http://schemas.openxmlformats.org/officeDocument/2006/customXml" ds:itemID="{23529B68-A0AC-4D72-849D-89C7796298D8}">
+<ds:datastoreItem xmlns:ds="http://schemas.openxmlformats.org/officeDocument/2006/customXml" ds:itemID="{DFFB5F63-0DFF-4C7C-8E30-1DF1C11E2736}">
   <ds:schemaRefs>
     <ds:schemaRef ds:uri="http://schemas.openxmlformats.org/officeDocument/2006/bibliography"/>
   </ds:schemaRefs>

--- a/Устав/_документы/СЗ Верховному попечителю по заседанию __.10.2026 (протокол № 13).docx
+++ b/Устав/_документы/СЗ Верховному попечителю по заседанию __.10.2026 (протокол № 13).docx
@@ -254,7 +254,13 @@
         <w:rPr>
           <w:lang w:val="ru-RU"/>
         </w:rPr>
-        <w:t>Настоящим информирую Вас о том, что «___» октября 2026 года состоялось 13-е общее собрание Управляющего совета Центрально-Азиатского климатического фонда (ЦАКФ), на повестке которого обсуждались пять вопросов:</w:t>
+        <w:t xml:space="preserve">Настоящим информирую Вас о том, что «___» октября 2026 года состоялось 13-е общее собрание Управляющего совета Центрально-Азиатского климатического фонда (ЦАКФ), </w:t>
+      </w:r>
+      <w:r>
+        <w:rPr>
+          <w:lang w:val="ru-RU"/>
+        </w:rPr>
+        <w:t>на повестке которого обсуждались шесть вопросов:</w:t>
       </w:r>
     </w:p>
     <w:p>
@@ -359,6 +365,26 @@
         <w:t>Об утверждении плана закупок товаров, работ и услуг на IV квартал 2026 года.</w:t>
       </w:r>
     </w:p>
+    <w:p>
+      <w:pPr>
+        <w:pStyle w:val="ab"/>
+        <w:numPr>
+          <w:ilvl w:val="0"/>
+          <w:numId w:val="10"/>
+        </w:numPr>
+        <w:spacing w:after="0" w:line="240" w:lineRule="auto"/>
+        <w:contextualSpacing/>
+        <w:rPr>
+          <w:rFonts w:ascii="Arial" w:hAnsi="Arial" w:cs="Arial"/>
+        </w:rPr>
+      </w:pPr>
+      <w:r>
+        <w:rPr>
+          <w:rFonts w:ascii="Arial" w:hAnsi="Arial" w:cs="Arial"/>
+        </w:rPr>
+        <w:t>Об утверждении положений о структурных подразделениях и Экспертном совете Фонда.</w:t>
+      </w:r>
+    </w:p>
     <w:bookmarkEnd w:id="2"/>
     <w:p>
       <w:pPr>
@@ -402,7 +428,11 @@
         <w:t xml:space="preserve">По вопросу 3 Повестки утверждено штатное расписание на 30 штатных единиц. Месячный фонд должностных окладов при полной численности составляет 31,3 млн тенге. Должностные оклады членов Управляющего совета вносятся на Ваше утверждение. </w:t>
       </w:r>
       <w:r>
-        <w:t xml:space="preserve">В связи с изменением штатного расписания с действующими работниками Фонда перезаключаются трудовые договоры; с членами Управляющего совета – в порядке, предусмотренном Положением Фонда. </w:t>
+        <w:t xml:space="preserve">В связи с изменением штатного расписания с действующими работниками Фонда перезаключаются трудовые договоры; с членами Управляющего совета – в </w:t>
+      </w:r>
+      <w:r>
+        <w:lastRenderedPageBreak/>
+        <w:t xml:space="preserve">порядке, предусмотренном Положением Фонда. </w:t>
       </w:r>
       <w:r>
         <w:t>Все члены Управляющего совета проголосовали «ЗА».</w:t>
@@ -415,7 +445,6 @@
         <w:jc w:val="both"/>
       </w:pPr>
       <w:r>
-        <w:lastRenderedPageBreak/>
         <w:t>По вопросу 4 Повестки выступила Финансовый директор-Главный бухгалтер ЦАКФ Майра Оразбаева и представила проект бюджета на IV квартал 2026 года на сумму 250,0 млн тенге, в том числе: организационное обеспечение деятельности Фонда и Проектного офиса – 162,6 млн тенге с учетом НДС (140,2 млн тенге без НДС), включая резерв на непредвиденные расходы в размере 10 процентов; первоочередные проекты Проектного офиса (информационное сопровождение, цифровая платформа, специальные и креативные проекты, инфлюенсеры, молодежь и волонтеры, «TAZA TALQY», «TAZA OI») – 87,4 млн тенге. Бюджет на 2027 год вносится на рассмотрение Управляющего совета отдельно. Исполнение бюджета осуществляется в пределах поступившего финансирования. Все члены Управляющего совета проголосовали «ЗА» за одобрение бюджета и внесение его на Ваше утверждение.</w:t>
       </w:r>
     </w:p>
@@ -438,15 +467,25 @@
     <w:p>
       <w:pPr>
         <w:spacing w:line="240" w:lineRule="auto"/>
-        <w:ind w:firstLine="720"/>
+        <w:ind w:firstLine="567"/>
         <w:jc w:val="both"/>
       </w:pPr>
+      <w:r>
+        <w:t>По вопросу 6 Повестки утверждены положения о Проектном офисе «Таза Қазақстан», о Проектном офисе для Центральной Азии по изменению климата и зеленой энергетике, об Учебном центре (куратор – Заместитель Главного исполнительного директора по административным вопросам) и об Экспертном совете (куратор – Заместитель Главного исполнительного директора по стратегии и проектам). Все члены Управляющего совета проголосовали «ЗА».</w:t>
+      </w:r>
     </w:p>
     <w:p>
       <w:pPr>
         <w:spacing w:line="240" w:lineRule="auto"/>
         <w:ind w:firstLine="720"/>
         <w:jc w:val="both"/>
+      </w:pPr>
+    </w:p>
+    <w:p>
+      <w:pPr>
+        <w:spacing w:line="240" w:lineRule="auto"/>
+        <w:ind w:firstLine="720"/>
+        <w:jc w:val="both"/>
         <w:rPr>
           <w:lang w:val="ru-RU"/>
         </w:rPr>
@@ -489,7 +528,43 @@
           <w:i/>
           <w:iCs/>
         </w:rPr>
-        <w:t xml:space="preserve">Приложение: 1) повестка и протокол 13-го общего собрания Управляющего совета ЦАКФ, на 6 л., с приложениями: организационная структура, штатное расписание, бюджет на IV квартал 2026 года, план закупок на IV квартал 2026 года; 2) проект приказа Верховного попечителя </w:t>
+        <w:t xml:space="preserve">Приложение: 1) повестка и протокол 13-го общего собрания </w:t>
+      </w:r>
+      <w:r>
+        <w:rPr>
+          <w:rFonts w:eastAsia="Helvetica Neue"/>
+          <w:bCs/>
+          <w:i/>
+          <w:iCs/>
+        </w:rPr>
+        <w:t>Управляющего совета ЦАКФ, на 7 л.</w:t>
+      </w:r>
+      <w:r>
+        <w:rPr>
+          <w:rFonts w:eastAsia="Helvetica Neue"/>
+          <w:bCs/>
+          <w:i/>
+          <w:iCs/>
+        </w:rPr>
+        <w:t xml:space="preserve">, с приложениями: организационная структура, штатное расписание, бюджет на IV квартал 2026 года, </w:t>
+      </w:r>
+      <w:r>
+        <w:rPr>
+          <w:rFonts w:eastAsia="Helvetica Neue"/>
+          <w:bCs/>
+          <w:i/>
+          <w:iCs/>
+        </w:rPr>
+        <w:t>план закупок на IV квартал 2026 года, положения о Проектном офисе «Таза Қазақстан», о Проектном офисе для Центральной Азии по изменению климата и зеленой энергетике, об Учебном центре и об Экспертном совете; 2)</w:t>
+      </w:r>
+      <w:r>
+        <w:rPr>
+          <w:rFonts w:eastAsia="Helvetica Neue"/>
+          <w:bCs/>
+          <w:i/>
+          <w:iCs/>
+        </w:rPr>
+        <w:t xml:space="preserve"> проект приказа Верховного попечителя </w:t>
       </w:r>
       <w:r>
         <w:rPr>
@@ -3836,7 +3911,7 @@
 </file>
 
 <file path=customXml/itemProps1.xml><?xml version="1.0" encoding="utf-8"?>
-<ds:datastoreItem xmlns:ds="http://schemas.openxmlformats.org/officeDocument/2006/customXml" ds:itemID="{DFFB5F63-0DFF-4C7C-8E30-1DF1C11E2736}">
+<ds:datastoreItem xmlns:ds="http://schemas.openxmlformats.org/officeDocument/2006/customXml" ds:itemID="{FB296F7F-D5E0-48BB-81AB-12C6E33F858C}">
   <ds:schemaRefs>
     <ds:schemaRef ds:uri="http://schemas.openxmlformats.org/officeDocument/2006/bibliography"/>
   </ds:schemaRefs>

--- a/Устав/_документы/СЗ Верховному попечителю по заседанию __.10.2026 (протокол № 13).docx
+++ b/Устав/_документы/СЗ Верховному попечителю по заседанию __.10.2026 (протокол № 13).docx
@@ -322,7 +322,13 @@
         <w:rPr>
           <w:rFonts w:ascii="Arial" w:hAnsi="Arial" w:cs="Arial"/>
         </w:rPr>
-        <w:t>Об утверждении штатного расписания Фонда.</w:t>
+        <w:t>Об одобрении штатного расписания Фонда</w:t>
+      </w:r>
+      <w:r>
+        <w:rPr>
+          <w:rFonts w:ascii="Arial" w:hAnsi="Arial" w:cs="Arial"/>
+        </w:rPr>
+        <w:t>.</w:t>
       </w:r>
     </w:p>
     <w:p>
@@ -425,17 +431,11 @@
         <w:jc w:val="both"/>
       </w:pPr>
       <w:r>
-        <w:t xml:space="preserve">По вопросу 3 Повестки утверждено штатное расписание на 30 штатных единиц. Месячный фонд должностных окладов при полной численности составляет 31,3 млн тенге. Должностные оклады членов Управляющего совета вносятся на Ваше утверждение. </w:t>
-      </w:r>
-      <w:r>
-        <w:t xml:space="preserve">В связи с изменением штатного расписания с действующими работниками Фонда перезаключаются трудовые договоры; с членами Управляющего совета – в </w:t>
+        <w:t xml:space="preserve">По вопросу 3 Повестки одобрено штатное расписание на 30 штатных единиц, включая 3 членов Управляющего совета. Месячный фонд должностных окладов при полной численности составляет 31,3 млн тенге. Штатное расписание работников Фонда (27 штатных единиц, 26,9 млн тенге) утверждается Главным исполнительным директором в пределах утвержденного бюджета Фонда (пункт 8.3 Положения), должностные оклады членов Управляющего совета вносятся на Ваше утверждение </w:t>
       </w:r>
       <w:r>
         <w:lastRenderedPageBreak/>
-        <w:t xml:space="preserve">порядке, предусмотренном Положением Фонда. </w:t>
-      </w:r>
-      <w:r>
-        <w:t>Все члены Управляющего совета проголосовали «ЗА».</w:t>
+        <w:t>(подпункт б) пункта 3.2 Положения). В связи с этим предлагается признать утратившим силу Приложение Б (штатное расписание) к Приказу № 1 от 1 июля 2024 года. В связи с изменением штатного расписания с действующими работниками Фонда перезаключаются трудовые договоры; с членами Управляющего совета – в порядке, предусмотренном Положением Фонда. Все члены Управляющего совета проголосовали «ЗА».</w:t>
       </w:r>
     </w:p>
     <w:p>
@@ -494,7 +494,19 @@
         <w:rPr>
           <w:lang w:val="ru-RU"/>
         </w:rPr>
-        <w:t>Прошу Вас согласовать решения Управляющего совета ЦАКФ, утвердить бюджет Фонда на IV квартал 2026 года и должностные оклады членов Управляющего совета, а также подписать приказ об изменениях в Приложения А и Б к Приказу Верховного попечителя № 1 от 1 июля 2024 года.</w:t>
+        <w:t xml:space="preserve">Прошу Вас согласовать решения Управляющего совета ЦАКФ, утвердить бюджет Фонда на IV квартал 2026 года и должностные оклады членов Управляющего совета, а также </w:t>
+      </w:r>
+      <w:r>
+        <w:rPr>
+          <w:lang w:val="ru-RU"/>
+        </w:rPr>
+        <w:t>подписать приказ об изменениях в Приложение А и признании утратившим силу Приложения Б к Приказу</w:t>
+      </w:r>
+      <w:r>
+        <w:rPr>
+          <w:lang w:val="ru-RU"/>
+        </w:rPr>
+        <w:t xml:space="preserve"> Верховного попечителя № 1 от 1 июля 2024 года.</w:t>
       </w:r>
     </w:p>
     <w:p>
@@ -528,7 +540,7 @@
           <w:i/>
           <w:iCs/>
         </w:rPr>
-        <w:t xml:space="preserve">Приложение: 1) повестка и протокол 13-го общего собрания </w:t>
+        <w:t xml:space="preserve">Приложение: 1) повестка и протокол 13-го общего собрания Управляющего совета ЦАКФ, на 7 л., с приложениями: организационная структура, штатное расписание, бюджет на IV квартал 2026 года, план закупок на IV квартал 2026 года, положения о Проектном офисе «Таза Қазақстан», о Проектном офисе для Центральной Азии по изменению климата и зеленой энергетике, об Учебном центре и об Экспертном совете; 2) проект приказа Верховного попечителя об изменениях в Приложение А и признании утратившим силу Приложения Б к Приказу № 1, на 2 л.; 3) проект резолюции Главного исполнительного директора об утверждении </w:t>
       </w:r>
       <w:r>
         <w:rPr>
@@ -537,43 +549,7 @@
           <w:i/>
           <w:iCs/>
         </w:rPr>
-        <w:t>Управляющего совета ЦАКФ, на 7 л.</w:t>
-      </w:r>
-      <w:r>
-        <w:rPr>
-          <w:rFonts w:eastAsia="Helvetica Neue"/>
-          <w:bCs/>
-          <w:i/>
-          <w:iCs/>
-        </w:rPr>
-        <w:t xml:space="preserve">, с приложениями: организационная структура, штатное расписание, бюджет на IV квартал 2026 года, </w:t>
-      </w:r>
-      <w:r>
-        <w:rPr>
-          <w:rFonts w:eastAsia="Helvetica Neue"/>
-          <w:bCs/>
-          <w:i/>
-          <w:iCs/>
-        </w:rPr>
-        <w:t>план закупок на IV квартал 2026 года, положения о Проектном офисе «Таза Қазақстан», о Проектном офисе для Центральной Азии по изменению климата и зеленой энергетике, об Учебном центре и об Экспертном совете; 2)</w:t>
-      </w:r>
-      <w:r>
-        <w:rPr>
-          <w:rFonts w:eastAsia="Helvetica Neue"/>
-          <w:bCs/>
-          <w:i/>
-          <w:iCs/>
-        </w:rPr>
-        <w:t xml:space="preserve"> проект приказа Верховного попечителя </w:t>
-      </w:r>
-      <w:r>
-        <w:rPr>
-          <w:rFonts w:eastAsia="Helvetica Neue"/>
-          <w:bCs/>
-          <w:i/>
-          <w:iCs/>
-        </w:rPr>
-        <w:t>об изменениях в Приложения А и Б к Приказу № 1, на 3 л.</w:t>
+        <w:t>штатного расписания Фонда, на 3 л.</w:t>
       </w:r>
     </w:p>
     <w:p>
@@ -3911,7 +3887,7 @@
 </file>
 
 <file path=customXml/itemProps1.xml><?xml version="1.0" encoding="utf-8"?>
-<ds:datastoreItem xmlns:ds="http://schemas.openxmlformats.org/officeDocument/2006/customXml" ds:itemID="{FB296F7F-D5E0-48BB-81AB-12C6E33F858C}">
+<ds:datastoreItem xmlns:ds="http://schemas.openxmlformats.org/officeDocument/2006/customXml" ds:itemID="{D44A821E-A4B4-4256-A92F-7A89CF864E49}">
   <ds:schemaRefs>
     <ds:schemaRef ds:uri="http://schemas.openxmlformats.org/officeDocument/2006/bibliography"/>
   </ds:schemaRefs>

--- a/Устав/_документы/СЗ Верховному попечителю по заседанию __.10.2026 (протокол № 13).docx
+++ b/Устав/_документы/СЗ Верховному попечителю по заседанию __.10.2026 (протокол № 13).docx
@@ -415,13 +415,7 @@
         <w:jc w:val="both"/>
       </w:pPr>
       <w:r>
-        <w:t>По вопросу 2 Повестки выступил Заместитель Главного исполнительного директора по административным вопросам Мурат Темирбеков. В связи с созданием Проектного офиса и реализацией других инициатив Фонда (ESG, оценка климатических рисков, климатическая аналитика, Учебный центр, Экспертный совет) утверждена новая организационная структура Фонда, штатная численность увеличена до 30 единиц (</w:t>
-      </w:r>
-      <w:r>
-        <w:t>Фонд (включая Проектный офис для Центральной Азии по изменению климата и зеленой энергетике) – 9, Проектный офис «Таза Қазақстан» – 21</w:t>
-      </w:r>
-      <w:r>
-        <w:t>): с 21 октября 2026 года вводятся 18 штатных единиц, в 2027 году численность расширяется поэтапно в зависимости от поступления финансирования. Функции юриста, системного администратора, разработчика, режиссера, копирайтера, дизайнера и менеджера по работе с креаторами обеспечиваются на условиях аутсорсинга. Все члены Управляющего совета проголосовали «ЗА».</w:t>
+        <w:t>По вопросу 2 Повестки выступил Заместитель Главного исполнительного директора по административным вопросам Мурат Темирбеков. В связи с созданием Проектного офиса и реализацией других инициатив Фонда (ESG, оценка климатических рисков, климатическая аналитика, Учебный центр, Экспертный совет) утверждена новая организационная структура Фонда, штатная численность увеличена до 30 единиц (Фонд (включая Проектный офис для Центральной Азии по изменению климата и зеленой энергетике) – 9, Проектный офис «Таза Қазақстан» – 21): с 1 ноября 2026 года численность составит 21 единицу (с учетом действующих работников), с декабря 2026 года – 23, в 2027 году численность расширяется поэтапно в зависимости от поступления финансирования. Функции юриста, системного администратора, разработчика, режиссера, копирайтера, социолога и менеджера по работе с креаторами обеспечиваются на условиях аутсорсинга. Все члены Управляющего совета проголосовали «ЗА».</w:t>
       </w:r>
     </w:p>
     <w:p>
@@ -431,11 +425,11 @@
         <w:jc w:val="both"/>
       </w:pPr>
       <w:r>
-        <w:t xml:space="preserve">По вопросу 3 Повестки одобрено штатное расписание на 30 штатных единиц, включая 3 членов Управляющего совета. Месячный фонд должностных окладов при полной численности составляет 31,3 млн тенге. Штатное расписание работников Фонда (27 штатных единиц, 26,9 млн тенге) утверждается Главным исполнительным директором в пределах утвержденного бюджета Фонда (пункт 8.3 Положения), должностные оклады членов Управляющего совета вносятся на Ваше утверждение </w:t>
+        <w:t xml:space="preserve">По вопросу 3 Повестки одобрено штатное расписание на 30 штатных единиц, включая 2 членов Управляющего совета. Месячный фонд должностных окладов при полной численности составляет 30,5 млн тенге. Штатное расписание работников Фонда (28 штатных единиц, 27,5 млн тенге) утверждается Главным исполнительным директором в пределах утвержденного бюджета Фонда (пункт 8.3 Положения), </w:t>
       </w:r>
       <w:r>
         <w:lastRenderedPageBreak/>
-        <w:t>(подпункт б) пункта 3.2 Положения). В связи с этим предлагается признать утратившим силу Приложение Б (штатное расписание) к Приказу № 1 от 1 июля 2024 года. В связи с изменением штатного расписания с действующими работниками Фонда перезаключаются трудовые договоры; с членами Управляющего совета – в порядке, предусмотренном Положением Фонда. Все члены Управляющего совета проголосовали «ЗА».</w:t>
+        <w:t>должностные оклады членов Управляющего совета вносятся на Ваше утверждение (подпункт б) пункта 3.2 Положения). В связи с этим предлагается признать утратившим силу Приложение Б (штатное расписание) к Приказу № 1 от 1 июля 2024 года. В связи с изменением штатного расписания с действующими работниками Фонда перезаключаются трудовые договоры; с членами Управляющего совета – в порядке, предусмотренном Положением Фонда. Все члены Управляющего совета проголосовали «ЗА».</w:t>
       </w:r>
     </w:p>
     <w:p>
@@ -471,7 +465,7 @@
         <w:jc w:val="both"/>
       </w:pPr>
       <w:r>
-        <w:t>По вопросу 6 Повестки утверждены положения о Проектном офисе «Таза Қазақстан», о Проектном офисе для Центральной Азии по изменению климата и зеленой энергетике, об Учебном центре (куратор – Заместитель Главного исполнительного директора по административным вопросам) и об Экспертном совете (куратор – Заместитель Главного исполнительного директора по стратегии и проектам). Все члены Управляющего совета проголосовали «ЗА».</w:t>
+        <w:t>По вопросу 6 Повестки утверждены положения о Проектном офисе «Таза Қазақстан», о Проектном офисе для Центральной Азии по изменению климата и зеленой энергетике (руководитель – Главный исполнительный директор), об Учебном центре (куратор – Заместитель Главного исполнительного директора по административным вопросам) и об Экспертном совете (куратор – Главный исполнительный директор). Все члены Управляющего совета проголосовали «ЗА».</w:t>
       </w:r>
     </w:p>
     <w:p>
@@ -540,16 +534,7 @@
           <w:i/>
           <w:iCs/>
         </w:rPr>
-        <w:t xml:space="preserve">Приложение: 1) повестка и протокол 13-го общего собрания Управляющего совета ЦАКФ, на 7 л., с приложениями: организационная структура, штатное расписание, бюджет на IV квартал 2026 года, план закупок на IV квартал 2026 года, положения о Проектном офисе «Таза Қазақстан», о Проектном офисе для Центральной Азии по изменению климата и зеленой энергетике, об Учебном центре и об Экспертном совете; 2) проект приказа Верховного попечителя об изменениях в Приложение А и признании утратившим силу Приложения Б к Приказу № 1, на 2 л.; 3) проект резолюции Главного исполнительного директора об утверждении </w:t>
-      </w:r>
-      <w:r>
-        <w:rPr>
-          <w:rFonts w:eastAsia="Helvetica Neue"/>
-          <w:bCs/>
-          <w:i/>
-          <w:iCs/>
-        </w:rPr>
-        <w:t>штатного расписания Фонда, на 3 л.</w:t>
+        <w:t>Приложение: 1) повестка и протокол 13-го общего собрания Управляющего совета ЦАКФ, на 7 л., с приложениями: организационная структура, штатное расписание, бюджет на IV квартал 2026 года, план закупок на IV квартал 2026 года, положения о Проектном офисе «Таза Қазақстан», о Проектном офисе для Центральной Азии по изменению климата и зеленой энергетике, об Учебном центре и об Экспертном совете; 2) проект приказа Верховного попечителя об изменениях в Приложение А и признании утратившим силу Приложения Б к Приказу № 1, на 2 л.; 3) проект резолюции Главного исполнительного директора об утверждении штатного расписания Фонда, на 3 л.</w:t>
       </w:r>
     </w:p>
     <w:p>
@@ -1082,7 +1067,7 @@
             </wp:anchor>
           </w:drawing>
         </mc:Choice>
-        <mc:Fallback xmlns:w16se="http://schemas.microsoft.com/office/word/2015/wordml/symex" xmlns:w16="http://schemas.microsoft.com/office/word/2018/wordml" xmlns:w16cid="http://schemas.microsoft.com/office/word/2016/wordml/cid" xmlns:w16cex="http://schemas.microsoft.com/office/word/2018/wordml/cex" xmlns:am3d="http://schemas.microsoft.com/office/drawing/2017/model3d" xmlns:aink="http://schemas.microsoft.com/office/drawing/2016/ink" xmlns:cx8="http://schemas.microsoft.com/office/drawing/2016/5/14/chartex" xmlns:cx7="http://schemas.microsoft.com/office/drawing/2016/5/13/chartex" xmlns:cx6="http://schemas.microsoft.com/office/drawing/2016/5/12/chartex" xmlns:cx5="http://schemas.microsoft.com/office/drawing/2016/5/11/chartex" xmlns:cx4="http://schemas.microsoft.com/office/drawing/2016/5/10/chartex" xmlns:cx3="http://schemas.microsoft.com/office/drawing/2016/5/9/chartex" xmlns:cx2="http://schemas.microsoft.com/office/drawing/2015/10/21/chartex" xmlns:cx1="http://schemas.microsoft.com/office/drawing/2015/9/8/chartex" xmlns:cx="http://schemas.microsoft.com/office/drawing/2014/chartex">
+        <mc:Fallback xmlns:cx="http://schemas.microsoft.com/office/drawing/2014/chartex" xmlns:cx1="http://schemas.microsoft.com/office/drawing/2015/9/8/chartex" xmlns:cx2="http://schemas.microsoft.com/office/drawing/2015/10/21/chartex" xmlns:cx3="http://schemas.microsoft.com/office/drawing/2016/5/9/chartex" xmlns:cx4="http://schemas.microsoft.com/office/drawing/2016/5/10/chartex" xmlns:cx5="http://schemas.microsoft.com/office/drawing/2016/5/11/chartex" xmlns:cx6="http://schemas.microsoft.com/office/drawing/2016/5/12/chartex" xmlns:cx7="http://schemas.microsoft.com/office/drawing/2016/5/13/chartex" xmlns:cx8="http://schemas.microsoft.com/office/drawing/2016/5/14/chartex" xmlns:aink="http://schemas.microsoft.com/office/drawing/2016/ink" xmlns:am3d="http://schemas.microsoft.com/office/drawing/2017/model3d" xmlns:w16cex="http://schemas.microsoft.com/office/word/2018/wordml/cex" xmlns:w16cid="http://schemas.microsoft.com/office/word/2016/wordml/cid" xmlns:w16="http://schemas.microsoft.com/office/word/2018/wordml" xmlns:w16se="http://schemas.microsoft.com/office/word/2015/wordml/symex">
           <w:pict>
             <v:shapetype w14:anchorId="26DCEBA9" id="_x0000_t202" coordsize="21600,21600" o:spt="202" path="m,l,21600r21600,l21600,xe">
               <v:stroke joinstyle="miter"/>
@@ -1482,7 +1467,7 @@
             </wp:anchor>
           </w:drawing>
         </mc:Choice>
-        <mc:Fallback xmlns:oel="http://schemas.microsoft.com/office/2019/extlst" xmlns:w16du="http://schemas.microsoft.com/office/word/2023/wordml/word16du" xmlns:w16sdtdh="http://schemas.microsoft.com/office/word/2020/wordml/sdtdatahash" xmlns:w16sdtfl="http://schemas.microsoft.com/office/word/2024/wordml/sdtformatlock" xmlns:w16se="http://schemas.microsoft.com/office/word/2015/wordml/symex" xmlns:w16="http://schemas.microsoft.com/office/word/2018/wordml" xmlns:w16cid="http://schemas.microsoft.com/office/word/2016/wordml/cid" xmlns:w16cex="http://schemas.microsoft.com/office/word/2018/wordml/cex" xmlns:am3d="http://schemas.microsoft.com/office/drawing/2017/model3d" xmlns:aink="http://schemas.microsoft.com/office/drawing/2016/ink" xmlns:cx8="http://schemas.microsoft.com/office/drawing/2016/5/14/chartex" xmlns:cx7="http://schemas.microsoft.com/office/drawing/2016/5/13/chartex" xmlns:cx6="http://schemas.microsoft.com/office/drawing/2016/5/12/chartex" xmlns:cx5="http://schemas.microsoft.com/office/drawing/2016/5/11/chartex" xmlns:cx4="http://schemas.microsoft.com/office/drawing/2016/5/10/chartex" xmlns:cx3="http://schemas.microsoft.com/office/drawing/2016/5/9/chartex" xmlns:cx2="http://schemas.microsoft.com/office/drawing/2015/10/21/chartex" xmlns:cx1="http://schemas.microsoft.com/office/drawing/2015/9/8/chartex" xmlns:cx="http://schemas.microsoft.com/office/drawing/2014/chartex">
+        <mc:Fallback xmlns:cx="http://schemas.microsoft.com/office/drawing/2014/chartex" xmlns:cx1="http://schemas.microsoft.com/office/drawing/2015/9/8/chartex" xmlns:cx2="http://schemas.microsoft.com/office/drawing/2015/10/21/chartex" xmlns:cx3="http://schemas.microsoft.com/office/drawing/2016/5/9/chartex" xmlns:cx4="http://schemas.microsoft.com/office/drawing/2016/5/10/chartex" xmlns:cx5="http://schemas.microsoft.com/office/drawing/2016/5/11/chartex" xmlns:cx6="http://schemas.microsoft.com/office/drawing/2016/5/12/chartex" xmlns:cx7="http://schemas.microsoft.com/office/drawing/2016/5/13/chartex" xmlns:cx8="http://schemas.microsoft.com/office/drawing/2016/5/14/chartex" xmlns:aink="http://schemas.microsoft.com/office/drawing/2016/ink" xmlns:am3d="http://schemas.microsoft.com/office/drawing/2017/model3d" xmlns:w16cex="http://schemas.microsoft.com/office/word/2018/wordml/cex" xmlns:w16cid="http://schemas.microsoft.com/office/word/2016/wordml/cid" xmlns:w16="http://schemas.microsoft.com/office/word/2018/wordml" xmlns:w16se="http://schemas.microsoft.com/office/word/2015/wordml/symex" xmlns:w16sdtfl="http://schemas.microsoft.com/office/word/2024/wordml/sdtformatlock" xmlns:w16sdtdh="http://schemas.microsoft.com/office/word/2020/wordml/sdtdatahash" xmlns:w16du="http://schemas.microsoft.com/office/word/2023/wordml/word16du" xmlns:oel="http://schemas.microsoft.com/office/2019/extlst">
           <w:pict>
             <v:rect w14:anchorId="5C59C3A0" id="Прямоугольник 3" o:spid="_x0000_s1026" style="position:absolute;margin-left:-83.7pt;margin-top:-2.4pt;width:604.45pt;height:75.55pt;z-index:251657215;visibility:visible;mso-wrap-style:square;mso-height-percent:0;mso-wrap-distance-left:9pt;mso-wrap-distance-top:0;mso-wrap-distance-right:9pt;mso-wrap-distance-bottom:0;mso-position-horizontal:absolute;mso-position-horizontal-relative:text;mso-position-vertical:absolute;mso-position-vertical-relative:text;mso-height-percent:0;mso-height-relative:margin;v-text-anchor:middle" o:gfxdata="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" fillcolor="#155835" stroked="f">
               <v:shadow on="t" color="black" opacity="22937f" origin=",.5" offset="0,.63889mm"/>
@@ -1656,7 +1641,7 @@
             </wp:anchor>
           </w:drawing>
         </mc:Choice>
-        <mc:Fallback xmlns:oel="http://schemas.microsoft.com/office/2019/extlst" xmlns:w16du="http://schemas.microsoft.com/office/word/2023/wordml/word16du" xmlns:w16sdtdh="http://schemas.microsoft.com/office/word/2020/wordml/sdtdatahash" xmlns:w16sdtfl="http://schemas.microsoft.com/office/word/2024/wordml/sdtformatlock" xmlns:w16se="http://schemas.microsoft.com/office/word/2015/wordml/symex" xmlns:w16="http://schemas.microsoft.com/office/word/2018/wordml" xmlns:w16cid="http://schemas.microsoft.com/office/word/2016/wordml/cid" xmlns:w16cex="http://schemas.microsoft.com/office/word/2018/wordml/cex" xmlns:am3d="http://schemas.microsoft.com/office/drawing/2017/model3d" xmlns:aink="http://schemas.microsoft.com/office/drawing/2016/ink" xmlns:cx8="http://schemas.microsoft.com/office/drawing/2016/5/14/chartex" xmlns:cx7="http://schemas.microsoft.com/office/drawing/2016/5/13/chartex" xmlns:cx6="http://schemas.microsoft.com/office/drawing/2016/5/12/chartex" xmlns:cx5="http://schemas.microsoft.com/office/drawing/2016/5/11/chartex" xmlns:cx4="http://schemas.microsoft.com/office/drawing/2016/5/10/chartex" xmlns:cx3="http://schemas.microsoft.com/office/drawing/2016/5/9/chartex" xmlns:cx2="http://schemas.microsoft.com/office/drawing/2015/10/21/chartex" xmlns:cx1="http://schemas.microsoft.com/office/drawing/2015/9/8/chartex" xmlns:cx="http://schemas.microsoft.com/office/drawing/2014/chartex">
+        <mc:Fallback xmlns:cx="http://schemas.microsoft.com/office/drawing/2014/chartex" xmlns:cx1="http://schemas.microsoft.com/office/drawing/2015/9/8/chartex" xmlns:cx2="http://schemas.microsoft.com/office/drawing/2015/10/21/chartex" xmlns:cx3="http://schemas.microsoft.com/office/drawing/2016/5/9/chartex" xmlns:cx4="http://schemas.microsoft.com/office/drawing/2016/5/10/chartex" xmlns:cx5="http://schemas.microsoft.com/office/drawing/2016/5/11/chartex" xmlns:cx6="http://schemas.microsoft.com/office/drawing/2016/5/12/chartex" xmlns:cx7="http://schemas.microsoft.com/office/drawing/2016/5/13/chartex" xmlns:cx8="http://schemas.microsoft.com/office/drawing/2016/5/14/chartex" xmlns:aink="http://schemas.microsoft.com/office/drawing/2016/ink" xmlns:am3d="http://schemas.microsoft.com/office/drawing/2017/model3d" xmlns:w16cex="http://schemas.microsoft.com/office/word/2018/wordml/cex" xmlns:w16cid="http://schemas.microsoft.com/office/word/2016/wordml/cid" xmlns:w16="http://schemas.microsoft.com/office/word/2018/wordml" xmlns:w16se="http://schemas.microsoft.com/office/word/2015/wordml/symex" xmlns:w16sdtfl="http://schemas.microsoft.com/office/word/2024/wordml/sdtformatlock" xmlns:w16sdtdh="http://schemas.microsoft.com/office/word/2020/wordml/sdtdatahash" xmlns:w16du="http://schemas.microsoft.com/office/word/2023/wordml/word16du" xmlns:oel="http://schemas.microsoft.com/office/2019/extlst">
           <w:pict>
             <v:line w14:anchorId="22E087A2" id="Прямая соединительная линия 1" o:spid="_x0000_s1026" style="position:absolute;flip:y;z-index:251659264;visibility:visible;mso-wrap-style:square;mso-width-percent:0;mso-height-percent:0;mso-wrap-distance-left:9pt;mso-wrap-distance-top:0;mso-wrap-distance-right:9pt;mso-wrap-distance-bottom:0;mso-position-horizontal:right;mso-position-horizontal-relative:page;mso-position-vertical:absolute;mso-position-vertical-relative:text;mso-width-percent:0;mso-height-percent:0;mso-width-relative:margin;mso-height-relative:margin" from="535.8pt,60.8pt" to="1122.8pt,60.8pt" o:gfxdata="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" strokecolor="#155835" strokeweight="2pt">
               <v:shadow on="t" color="black" opacity="24903f" origin=",.5" offset="0,.55556mm"/>
@@ -3887,7 +3872,7 @@
 </file>
 
 <file path=customXml/itemProps1.xml><?xml version="1.0" encoding="utf-8"?>
-<ds:datastoreItem xmlns:ds="http://schemas.openxmlformats.org/officeDocument/2006/customXml" ds:itemID="{D44A821E-A4B4-4256-A92F-7A89CF864E49}">
+<ds:datastoreItem xmlns:ds="http://schemas.openxmlformats.org/officeDocument/2006/customXml" ds:itemID="{6FC8AA03-7539-4999-AF7E-66E37595BD5C}">
   <ds:schemaRefs>
     <ds:schemaRef ds:uri="http://schemas.openxmlformats.org/officeDocument/2006/bibliography"/>
   </ds:schemaRefs>

--- a/Устав/_документы/СЗ Верховному попечителю по заседанию __.10.2026 (протокол № 13).docx
+++ b/Устав/_документы/СЗ Верховному попечителю по заседанию __.10.2026 (протокол № 13).docx
@@ -415,7 +415,19 @@
         <w:jc w:val="both"/>
       </w:pPr>
       <w:r>
-        <w:t>По вопросу 2 Повестки выступил Заместитель Главного исполнительного директора по административным вопросам Мурат Темирбеков. В связи с созданием Проектного офиса и реализацией других инициатив Фонда (ESG, оценка климатических рисков, климатическая аналитика, Учебный центр, Экспертный совет) утверждена новая организационная структура Фонда, штатная численность увеличена до 30 единиц (Фонд (включая Проектный офис для Центральной Азии по изменению климата и зеленой энергетике) – 9, Проектный офис «Таза Қазақстан» – 21): с 1 ноября 2026 года численность составит 21 единицу (с учетом действующих работников), с декабря 2026 года – 23, в 2027 году численность расширяется поэтапно в зависимости от поступления финансирования. Функции юриста, системного администратора, разработчика, режиссера, копирайтера, социолога и менеджера по работе с креаторами обеспечиваются на условиях аутсорсинга. Все члены Управляющего совета проголосовали «ЗА».</w:t>
+        <w:t xml:space="preserve">По вопросу 2 Повестки выступил Заместитель Главного исполнительного директора по административным вопросам Мурат Темирбеков. В связи с созданием Проектного офиса и реализацией других инициатив Фонда (ESG, оценка климатических рисков, климатическая аналитика, Учебный центр, Экспертный совет) утверждена новая организационная структура Фонда, штатная численность </w:t>
+      </w:r>
+      <w:r>
+        <w:t>увеличена до 31 единицы (Фонд (включая Проектный офис для Центральной Азии по изменению климата и зеленой энергетике) – 10,</w:t>
+      </w:r>
+      <w:r>
+        <w:t xml:space="preserve"> Проектный офис «Таза Қазақстан» – 21): </w:t>
+      </w:r>
+      <w:r>
+        <w:t>с 1 ноября 2026 года численность составит 22 единицы</w:t>
+      </w:r>
+      <w:r>
+        <w:t xml:space="preserve"> (с учетом действующих работников), с декабря 2026 года – 23, в 2027 году численность расширяется поэтапно в зависимости от поступления финансирования. Функции юриста, системного администратора, разработчика, режиссера, копирайтера, социолога и менеджера по работе с креаторами обеспечиваются на условиях аутсорсинга. Все члены Управляющего совета проголосовали «ЗА».</w:t>
       </w:r>
     </w:p>
     <w:p>
@@ -425,11 +437,35 @@
         <w:jc w:val="both"/>
       </w:pPr>
       <w:r>
-        <w:t xml:space="preserve">По вопросу 3 Повестки одобрено штатное расписание на 30 штатных единиц, включая 2 членов Управляющего совета. Месячный фонд должностных окладов при полной численности составляет 30,5 млн тенге. Штатное расписание работников Фонда (28 штатных единиц, 27,5 млн тенге) утверждается Главным исполнительным директором в пределах утвержденного бюджета Фонда (пункт 8.3 Положения), </w:t>
+        <w:t xml:space="preserve">По вопросу 3 Повестки </w:t>
+      </w:r>
+      <w:r>
+        <w:t>одобрено штатное расписание на 31 штатную единицу, включая 2 членов Управляющего совета и вакантную должность Руководителя Проектного офиса для Центральной Азии по изменению климата и зеленой энергетике, обязанности которого до ее замещения исполняет Главный исполнительный директор без оклада и доплаты.</w:t>
+      </w:r>
+      <w:r>
+        <w:t xml:space="preserve"> Месячный фонд должностных окладов </w:t>
+      </w:r>
+      <w:r>
+        <w:t xml:space="preserve">при полной численности </w:t>
       </w:r>
       <w:r>
         <w:lastRenderedPageBreak/>
-        <w:t>должностные оклады членов Управляющего совета вносятся на Ваше утверждение (подпункт б) пункта 3.2 Положения). В связи с этим предлагается признать утратившим силу Приложение Б (штатное расписание) к Приказу № 1 от 1 июля 2024 года. В связи с изменением штатного расписания с действующими работниками Фонда перезаключаются трудовые договоры; с членами Управляющего совета – в порядке, предусмотренном Положением Фонда. Все члены Управляющего совета проголосовали «ЗА».</w:t>
+        <w:t>составляет 31,9 млн тенге</w:t>
+      </w:r>
+      <w:r>
+        <w:t xml:space="preserve">. Штатное расписание работников Фонда </w:t>
+      </w:r>
+      <w:r>
+        <w:t>(29 штатных единиц, 28,9 млн тенге)</w:t>
+      </w:r>
+      <w:r>
+        <w:t xml:space="preserve"> утверждается Главным исполнительным директором в пределах утвержденного бюджета Фонда (пункт 8.3 Положения), должностные оклады членов Управляющего совета вносятся на Ваше утверждение (подпункт б) пункта 3.2 Положения). В связи с этим предлагается признать утратившим силу Приложение Б (штатное расписание) к Приказу № 1 от 1 июля 2024 года</w:t>
+      </w:r>
+      <w:r>
+        <w:t xml:space="preserve"> и изменения к нему</w:t>
+      </w:r>
+      <w:r>
+        <w:t>. В связи с изменением штатного расписания с действующими работниками Фонда перезаключаются трудовые договоры; с членами Управляющего совета – в порядке, предусмотренном Положением Фонда. Все члены Управляющего совета проголосовали «ЗА».</w:t>
       </w:r>
     </w:p>
     <w:p>
@@ -465,7 +501,13 @@
         <w:jc w:val="both"/>
       </w:pPr>
       <w:r>
-        <w:t>По вопросу 6 Повестки утверждены положения о Проектном офисе «Таза Қазақстан», о Проектном офисе для Центральной Азии по изменению климата и зеленой энергетике (руководитель – Главный исполнительный директор), об Учебном центре (куратор – Заместитель Главного исполнительного директора по административным вопросам) и об Экспертном совете (куратор – Главный исполнительный директор). Все члены Управляющего совета проголосовали «ЗА».</w:t>
+        <w:t xml:space="preserve">По вопросу 6 Повестки утверждены положения о Проектном офисе «Таза Қазақстан», о Проектном офисе для Центральной Азии по изменению климата и зеленой энергетике </w:t>
+      </w:r>
+      <w:r>
+        <w:t>(до назначения Руководителя его обязанности исполняет Главный исполнительный директор)</w:t>
+      </w:r>
+      <w:r>
+        <w:t>, об Учебном центре (куратор – Заместитель Главного исполнительного директора по административным вопросам) и об Экспертном совете (куратор – Главный исполнительный директор). Все члены Управляющего совета проголосовали «ЗА».</w:t>
       </w:r>
     </w:p>
     <w:p>
@@ -534,7 +576,25 @@
           <w:i/>
           <w:iCs/>
         </w:rPr>
-        <w:t>Приложение: 1) повестка и протокол 13-го общего собрания Управляющего совета ЦАКФ, на 7 л., с приложениями: организационная структура, штатное расписание, бюджет на IV квартал 2026 года, план закупок на IV квартал 2026 года, положения о Проектном офисе «Таза Қазақстан», о Проектном офисе для Центральной Азии по изменению климата и зеленой энергетике, об Учебном центре и об Экспертном совете; 2) проект приказа Верховного попечителя об изменениях в Приложение А и признании утратившим силу Приложения Б к Приказу № 1, на 2 л.; 3) проект резолюции Главного исполнительного директора об утверждении штатного расписания Фонда, на 3 л.</w:t>
+        <w:t xml:space="preserve">Приложение: 1) повестка и протокол 13-го общего собрания </w:t>
+      </w:r>
+      <w:r>
+        <w:rPr>
+          <w:rFonts w:eastAsia="Helvetica Neue"/>
+          <w:bCs/>
+          <w:i/>
+          <w:iCs/>
+        </w:rPr>
+        <w:t>Управляющего совета ЦАКФ, на 8 л.</w:t>
+      </w:r>
+      <w:r>
+        <w:rPr>
+          <w:rFonts w:eastAsia="Helvetica Neue"/>
+          <w:bCs/>
+          <w:i/>
+          <w:iCs/>
+        </w:rPr>
+        <w:t>, с приложениями: организационная структура, штатное расписание, бюджет на IV квартал 2026 года, план закупок на IV квартал 2026 года, положения о Проектном офисе «Таза Қазақстан», о Проектном офисе для Центральной Азии по изменению климата и зеленой энергетике, об Учебном центре и об Экспертном совете; 2) проект приказа Верховного попечителя об изменениях в Приложение А и признании утратившим силу Приложения Б к Приказу № 1, на 2 л.; 3) проект резолюции Главного исполнительного директора об утверждении штатного расписания Фонда, на 3 л.</w:t>
       </w:r>
     </w:p>
     <w:p>
@@ -1067,7 +1127,7 @@
             </wp:anchor>
           </w:drawing>
         </mc:Choice>
-        <mc:Fallback xmlns:cx="http://schemas.microsoft.com/office/drawing/2014/chartex" xmlns:cx1="http://schemas.microsoft.com/office/drawing/2015/9/8/chartex" xmlns:cx2="http://schemas.microsoft.com/office/drawing/2015/10/21/chartex" xmlns:cx3="http://schemas.microsoft.com/office/drawing/2016/5/9/chartex" xmlns:cx4="http://schemas.microsoft.com/office/drawing/2016/5/10/chartex" xmlns:cx5="http://schemas.microsoft.com/office/drawing/2016/5/11/chartex" xmlns:cx6="http://schemas.microsoft.com/office/drawing/2016/5/12/chartex" xmlns:cx7="http://schemas.microsoft.com/office/drawing/2016/5/13/chartex" xmlns:cx8="http://schemas.microsoft.com/office/drawing/2016/5/14/chartex" xmlns:aink="http://schemas.microsoft.com/office/drawing/2016/ink" xmlns:am3d="http://schemas.microsoft.com/office/drawing/2017/model3d" xmlns:w16cex="http://schemas.microsoft.com/office/word/2018/wordml/cex" xmlns:w16cid="http://schemas.microsoft.com/office/word/2016/wordml/cid" xmlns:w16="http://schemas.microsoft.com/office/word/2018/wordml" xmlns:w16se="http://schemas.microsoft.com/office/word/2015/wordml/symex">
+        <mc:Fallback xmlns:w16se="http://schemas.microsoft.com/office/word/2015/wordml/symex" xmlns:w16="http://schemas.microsoft.com/office/word/2018/wordml" xmlns:w16cid="http://schemas.microsoft.com/office/word/2016/wordml/cid" xmlns:w16cex="http://schemas.microsoft.com/office/word/2018/wordml/cex" xmlns:am3d="http://schemas.microsoft.com/office/drawing/2017/model3d" xmlns:aink="http://schemas.microsoft.com/office/drawing/2016/ink" xmlns:cx8="http://schemas.microsoft.com/office/drawing/2016/5/14/chartex" xmlns:cx7="http://schemas.microsoft.com/office/drawing/2016/5/13/chartex" xmlns:cx6="http://schemas.microsoft.com/office/drawing/2016/5/12/chartex" xmlns:cx5="http://schemas.microsoft.com/office/drawing/2016/5/11/chartex" xmlns:cx4="http://schemas.microsoft.com/office/drawing/2016/5/10/chartex" xmlns:cx3="http://schemas.microsoft.com/office/drawing/2016/5/9/chartex" xmlns:cx2="http://schemas.microsoft.com/office/drawing/2015/10/21/chartex" xmlns:cx1="http://schemas.microsoft.com/office/drawing/2015/9/8/chartex" xmlns:cx="http://schemas.microsoft.com/office/drawing/2014/chartex">
           <w:pict>
             <v:shapetype w14:anchorId="26DCEBA9" id="_x0000_t202" coordsize="21600,21600" o:spt="202" path="m,l,21600r21600,l21600,xe">
               <v:stroke joinstyle="miter"/>
@@ -1467,7 +1527,7 @@
             </wp:anchor>
           </w:drawing>
         </mc:Choice>
-        <mc:Fallback xmlns:cx="http://schemas.microsoft.com/office/drawing/2014/chartex" xmlns:cx1="http://schemas.microsoft.com/office/drawing/2015/9/8/chartex" xmlns:cx2="http://schemas.microsoft.com/office/drawing/2015/10/21/chartex" xmlns:cx3="http://schemas.microsoft.com/office/drawing/2016/5/9/chartex" xmlns:cx4="http://schemas.microsoft.com/office/drawing/2016/5/10/chartex" xmlns:cx5="http://schemas.microsoft.com/office/drawing/2016/5/11/chartex" xmlns:cx6="http://schemas.microsoft.com/office/drawing/2016/5/12/chartex" xmlns:cx7="http://schemas.microsoft.com/office/drawing/2016/5/13/chartex" xmlns:cx8="http://schemas.microsoft.com/office/drawing/2016/5/14/chartex" xmlns:aink="http://schemas.microsoft.com/office/drawing/2016/ink" xmlns:am3d="http://schemas.microsoft.com/office/drawing/2017/model3d" xmlns:w16cex="http://schemas.microsoft.com/office/word/2018/wordml/cex" xmlns:w16cid="http://schemas.microsoft.com/office/word/2016/wordml/cid" xmlns:w16="http://schemas.microsoft.com/office/word/2018/wordml" xmlns:w16se="http://schemas.microsoft.com/office/word/2015/wordml/symex" xmlns:w16sdtfl="http://schemas.microsoft.com/office/word/2024/wordml/sdtformatlock" xmlns:w16sdtdh="http://schemas.microsoft.com/office/word/2020/wordml/sdtdatahash" xmlns:w16du="http://schemas.microsoft.com/office/word/2023/wordml/word16du" xmlns:oel="http://schemas.microsoft.com/office/2019/extlst">
+        <mc:Fallback xmlns:oel="http://schemas.microsoft.com/office/2019/extlst" xmlns:w16du="http://schemas.microsoft.com/office/word/2023/wordml/word16du" xmlns:w16sdtdh="http://schemas.microsoft.com/office/word/2020/wordml/sdtdatahash" xmlns:w16sdtfl="http://schemas.microsoft.com/office/word/2024/wordml/sdtformatlock" xmlns:w16se="http://schemas.microsoft.com/office/word/2015/wordml/symex" xmlns:w16="http://schemas.microsoft.com/office/word/2018/wordml" xmlns:w16cid="http://schemas.microsoft.com/office/word/2016/wordml/cid" xmlns:w16cex="http://schemas.microsoft.com/office/word/2018/wordml/cex" xmlns:am3d="http://schemas.microsoft.com/office/drawing/2017/model3d" xmlns:aink="http://schemas.microsoft.com/office/drawing/2016/ink" xmlns:cx8="http://schemas.microsoft.com/office/drawing/2016/5/14/chartex" xmlns:cx7="http://schemas.microsoft.com/office/drawing/2016/5/13/chartex" xmlns:cx6="http://schemas.microsoft.com/office/drawing/2016/5/12/chartex" xmlns:cx5="http://schemas.microsoft.com/office/drawing/2016/5/11/chartex" xmlns:cx4="http://schemas.microsoft.com/office/drawing/2016/5/10/chartex" xmlns:cx3="http://schemas.microsoft.com/office/drawing/2016/5/9/chartex" xmlns:cx2="http://schemas.microsoft.com/office/drawing/2015/10/21/chartex" xmlns:cx1="http://schemas.microsoft.com/office/drawing/2015/9/8/chartex" xmlns:cx="http://schemas.microsoft.com/office/drawing/2014/chartex">
           <w:pict>
             <v:rect w14:anchorId="5C59C3A0" id="Прямоугольник 3" o:spid="_x0000_s1026" style="position:absolute;margin-left:-83.7pt;margin-top:-2.4pt;width:604.45pt;height:75.55pt;z-index:251657215;visibility:visible;mso-wrap-style:square;mso-height-percent:0;mso-wrap-distance-left:9pt;mso-wrap-distance-top:0;mso-wrap-distance-right:9pt;mso-wrap-distance-bottom:0;mso-position-horizontal:absolute;mso-position-horizontal-relative:text;mso-position-vertical:absolute;mso-position-vertical-relative:text;mso-height-percent:0;mso-height-relative:margin;v-text-anchor:middle" o:gfxdata="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" fillcolor="#155835" stroked="f">
               <v:shadow on="t" color="black" opacity="22937f" origin=",.5" offset="0,.63889mm"/>
@@ -1641,7 +1701,7 @@
             </wp:anchor>
           </w:drawing>
         </mc:Choice>
-        <mc:Fallback xmlns:cx="http://schemas.microsoft.com/office/drawing/2014/chartex" xmlns:cx1="http://schemas.microsoft.com/office/drawing/2015/9/8/chartex" xmlns:cx2="http://schemas.microsoft.com/office/drawing/2015/10/21/chartex" xmlns:cx3="http://schemas.microsoft.com/office/drawing/2016/5/9/chartex" xmlns:cx4="http://schemas.microsoft.com/office/drawing/2016/5/10/chartex" xmlns:cx5="http://schemas.microsoft.com/office/drawing/2016/5/11/chartex" xmlns:cx6="http://schemas.microsoft.com/office/drawing/2016/5/12/chartex" xmlns:cx7="http://schemas.microsoft.com/office/drawing/2016/5/13/chartex" xmlns:cx8="http://schemas.microsoft.com/office/drawing/2016/5/14/chartex" xmlns:aink="http://schemas.microsoft.com/office/drawing/2016/ink" xmlns:am3d="http://schemas.microsoft.com/office/drawing/2017/model3d" xmlns:w16cex="http://schemas.microsoft.com/office/word/2018/wordml/cex" xmlns:w16cid="http://schemas.microsoft.com/office/word/2016/wordml/cid" xmlns:w16="http://schemas.microsoft.com/office/word/2018/wordml" xmlns:w16se="http://schemas.microsoft.com/office/word/2015/wordml/symex" xmlns:w16sdtfl="http://schemas.microsoft.com/office/word/2024/wordml/sdtformatlock" xmlns:w16sdtdh="http://schemas.microsoft.com/office/word/2020/wordml/sdtdatahash" xmlns:w16du="http://schemas.microsoft.com/office/word/2023/wordml/word16du" xmlns:oel="http://schemas.microsoft.com/office/2019/extlst">
+        <mc:Fallback xmlns:oel="http://schemas.microsoft.com/office/2019/extlst" xmlns:w16du="http://schemas.microsoft.com/office/word/2023/wordml/word16du" xmlns:w16sdtdh="http://schemas.microsoft.com/office/word/2020/wordml/sdtdatahash" xmlns:w16sdtfl="http://schemas.microsoft.com/office/word/2024/wordml/sdtformatlock" xmlns:w16se="http://schemas.microsoft.com/office/word/2015/wordml/symex" xmlns:w16="http://schemas.microsoft.com/office/word/2018/wordml" xmlns:w16cid="http://schemas.microsoft.com/office/word/2016/wordml/cid" xmlns:w16cex="http://schemas.microsoft.com/office/word/2018/wordml/cex" xmlns:am3d="http://schemas.microsoft.com/office/drawing/2017/model3d" xmlns:aink="http://schemas.microsoft.com/office/drawing/2016/ink" xmlns:cx8="http://schemas.microsoft.com/office/drawing/2016/5/14/chartex" xmlns:cx7="http://schemas.microsoft.com/office/drawing/2016/5/13/chartex" xmlns:cx6="http://schemas.microsoft.com/office/drawing/2016/5/12/chartex" xmlns:cx5="http://schemas.microsoft.com/office/drawing/2016/5/11/chartex" xmlns:cx4="http://schemas.microsoft.com/office/drawing/2016/5/10/chartex" xmlns:cx3="http://schemas.microsoft.com/office/drawing/2016/5/9/chartex" xmlns:cx2="http://schemas.microsoft.com/office/drawing/2015/10/21/chartex" xmlns:cx1="http://schemas.microsoft.com/office/drawing/2015/9/8/chartex" xmlns:cx="http://schemas.microsoft.com/office/drawing/2014/chartex">
           <w:pict>
             <v:line w14:anchorId="22E087A2" id="Прямая соединительная линия 1" o:spid="_x0000_s1026" style="position:absolute;flip:y;z-index:251659264;visibility:visible;mso-wrap-style:square;mso-width-percent:0;mso-height-percent:0;mso-wrap-distance-left:9pt;mso-wrap-distance-top:0;mso-wrap-distance-right:9pt;mso-wrap-distance-bottom:0;mso-position-horizontal:right;mso-position-horizontal-relative:page;mso-position-vertical:absolute;mso-position-vertical-relative:text;mso-width-percent:0;mso-height-percent:0;mso-width-relative:margin;mso-height-relative:margin" from="535.8pt,60.8pt" to="1122.8pt,60.8pt" o:gfxdata="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" strokecolor="#155835" strokeweight="2pt">
               <v:shadow on="t" color="black" opacity="24903f" origin=",.5" offset="0,.55556mm"/>
@@ -3872,7 +3932,7 @@
 </file>
 
 <file path=customXml/itemProps1.xml><?xml version="1.0" encoding="utf-8"?>
-<ds:datastoreItem xmlns:ds="http://schemas.openxmlformats.org/officeDocument/2006/customXml" ds:itemID="{6FC8AA03-7539-4999-AF7E-66E37595BD5C}">
+<ds:datastoreItem xmlns:ds="http://schemas.openxmlformats.org/officeDocument/2006/customXml" ds:itemID="{E546FFED-59F0-463A-BA2F-A0C22D38A384}">
   <ds:schemaRefs>
     <ds:schemaRef ds:uri="http://schemas.openxmlformats.org/officeDocument/2006/bibliography"/>
   </ds:schemaRefs>

--- a/Устав/_документы/СЗ Верховному попечителю по заседанию __.10.2026 (протокол № 13).docx
+++ b/Устав/_документы/СЗ Верховному попечителю по заседанию __.10.2026 (протокол № 13).docx
@@ -405,7 +405,13 @@
         <w:t>Главный исполнительный директор</w:t>
       </w:r>
       <w:r>
-        <w:t xml:space="preserve"> Ерлік Қаражан. Решением Управляющего совета от 30 июля 2026 года (протокол № 12) направления деятельности Фонда дополнены участием в реализации инициативы «Таза Қазақстан». Фонд письмом от 12 октября 2026 года № 02/373 предложил Министерству экологии и природных ресурсов Республики Казахстан образовать и разместить Проектный офис «Таза Қазақстан» на базе Фонда; Министерство письмом от 12 октября 2026 года № ПР-82853 внесло Вице-Президенту Республики Казахстан Е. Т. Карину предложение о размещении постоянно действующего Проектного офиса на базе Фонда с финансированием преимущественно за счет спонсорских и иных внебюджетных средств. Для реализации инициативы в структуру Фонда включается Проектный офис «Таза Қазақстан» во главе с Национальным координатором в составе Департамента проектного управления и региональной координации, Департамента социологических исследований и аналитики, Департамента цифрового развития и Группы «Коммуникация и креатив». Положение о Проектном офисе утверждается Управляющим советом. Все члены Управляющего совета проголосовали «ЗА».</w:t>
+        <w:t xml:space="preserve"> Ерлік Қаражан. Решением Управляющего совета от 30 июля 2026 года (протокол № 12) направления деятельности Фонда дополнены участием в реализации инициативы «Таза Қазақстан». Фонд письмом от 12 октября 2026 года № 02/373 предложил Министерству экологии и природных ресурсов Республики Казахстан образовать и разместить Проектный офис «Таза Қазақстан» на базе Фонда; Министерство письмом от 12 октября 2026 года № ПР-82853 внесло Вице-Президенту Республики Казахстан Е. Т. Карину предложение о размещении постоянно действующего Проектного офиса на базе Фонда с финансированием преимущественно за счет спонсорских и иных внебюджетных средств. Для реализации инициативы в структуру Фонда включается Проектный офис «Таза Қазақстан» </w:t>
+      </w:r>
+      <w:r>
+        <w:t>во главе с Руководителем</w:t>
+      </w:r>
+      <w:r>
+        <w:t xml:space="preserve"> в составе Департамента проектного управления и региональной координации, Департамента социологических исследований и аналитики, Департамента цифрового развития и Группы «Коммуникация и креатив». Положение о Проектном офисе утверждается Управляющим советом. Все члены Управляющего совета проголосовали «ЗА».</w:t>
       </w:r>
     </w:p>
     <w:p>
@@ -418,7 +424,7 @@
         <w:t xml:space="preserve">По вопросу 2 Повестки выступил Заместитель Главного исполнительного директора по административным вопросам Мурат Темирбеков. В связи с созданием Проектного офиса и реализацией других инициатив Фонда (ESG, оценка климатических рисков, климатическая аналитика, Учебный центр, Экспертный совет) утверждена новая организационная структура Фонда, штатная численность </w:t>
       </w:r>
       <w:r>
-        <w:t>увеличена до 31 единицы (Фонд (включая Проектный офис для Центральной Азии по изменению климата и зеленой энергетике) – 10,</w:t>
+        <w:t>увеличена до 30 единиц (Фонд (включая Проектный офис для Центральной Азии по изменению климата и зеленой энергетике) – 9,</w:t>
       </w:r>
       <w:r>
         <w:t xml:space="preserve"> Проектный офис «Таза Қазақстан» – 21): </w:t>
@@ -440,7 +446,10 @@
         <w:t xml:space="preserve">По вопросу 3 Повестки </w:t>
       </w:r>
       <w:r>
-        <w:t>одобрено штатное расписание на 31 штатную единицу, включая 2 членов Управляющего совета и вакантную должность Руководителя Проектного офиса для Центральной Азии по изменению климата и зеленой энергетике, обязанности которого до ее замещения исполняет Главный исполнительный директор без оклада и доплаты.</w:t>
+        <w:t xml:space="preserve">одобрено штатное расписание на 31 штатную единицу, включая 2 членов Управляющего совета </w:t>
+      </w:r>
+      <w:r>
+        <w:t>и должность Руководителя Проектного офиса для Центральной Азии по изменению климата и зеленой энергетике, которая не замещается: ее обязанности исполняет Главный исполнительный директор без оклада и доплаты.</w:t>
       </w:r>
       <w:r>
         <w:t xml:space="preserve"> Месячный фонд должностных окладов </w:t>
@@ -3932,7 +3941,7 @@
 </file>
 
 <file path=customXml/itemProps1.xml><?xml version="1.0" encoding="utf-8"?>
-<ds:datastoreItem xmlns:ds="http://schemas.openxmlformats.org/officeDocument/2006/customXml" ds:itemID="{E546FFED-59F0-463A-BA2F-A0C22D38A384}">
+<ds:datastoreItem xmlns:ds="http://schemas.openxmlformats.org/officeDocument/2006/customXml" ds:itemID="{1F4686EC-76A0-4D29-AAD4-E934AE6B1142}">
   <ds:schemaRefs>
     <ds:schemaRef ds:uri="http://schemas.openxmlformats.org/officeDocument/2006/bibliography"/>
   </ds:schemaRefs>

--- a/Устав/_документы/СЗ Верховному попечителю по заседанию __.10.2026 (протокол № 13).docx
+++ b/Устав/_документы/СЗ Верховному попечителю по заседанию __.10.2026 (протокол № 13).docx
@@ -254,7 +254,19 @@
         <w:rPr>
           <w:lang w:val="ru-RU"/>
         </w:rPr>
-        <w:t xml:space="preserve">Настоящим информирую Вас о том, что «___» октября 2026 года состоялось 13-е общее собрание Управляющего совета Центрально-Азиатского климатического фонда (ЦАКФ), </w:t>
+        <w:t xml:space="preserve">Настоящим информирую Вас о том, что </w:t>
+      </w:r>
+      <w:r>
+        <w:rPr>
+          <w:lang w:val="ru-RU"/>
+        </w:rPr>
+        <w:t>30 октября 2026 года состоялось 13-е</w:t>
+      </w:r>
+      <w:r>
+        <w:rPr>
+          <w:lang w:val="ru-RU"/>
+        </w:rPr>
+        <w:t xml:space="preserve"> общее собрание Управляющего совета Центрально-Азиатского климатического фонда (ЦАКФ), </w:t>
       </w:r>
       <w:r>
         <w:rPr>
@@ -455,11 +467,11 @@
         <w:t xml:space="preserve"> Месячный фонд должностных окладов </w:t>
       </w:r>
       <w:r>
-        <w:t xml:space="preserve">при полной численности </w:t>
+        <w:t xml:space="preserve">при полной численности составляет </w:t>
       </w:r>
       <w:r>
         <w:lastRenderedPageBreak/>
-        <w:t>составляет 31,9 млн тенге</w:t>
+        <w:t>31,9 млн тенге</w:t>
       </w:r>
       <w:r>
         <w:t xml:space="preserve">. Штатное расписание работников Фонда </w:t>
@@ -1136,7 +1148,7 @@
             </wp:anchor>
           </w:drawing>
         </mc:Choice>
-        <mc:Fallback xmlns:w16se="http://schemas.microsoft.com/office/word/2015/wordml/symex" xmlns:w16="http://schemas.microsoft.com/office/word/2018/wordml" xmlns:w16cid="http://schemas.microsoft.com/office/word/2016/wordml/cid" xmlns:w16cex="http://schemas.microsoft.com/office/word/2018/wordml/cex" xmlns:am3d="http://schemas.microsoft.com/office/drawing/2017/model3d" xmlns:aink="http://schemas.microsoft.com/office/drawing/2016/ink" xmlns:cx8="http://schemas.microsoft.com/office/drawing/2016/5/14/chartex" xmlns:cx7="http://schemas.microsoft.com/office/drawing/2016/5/13/chartex" xmlns:cx6="http://schemas.microsoft.com/office/drawing/2016/5/12/chartex" xmlns:cx5="http://schemas.microsoft.com/office/drawing/2016/5/11/chartex" xmlns:cx4="http://schemas.microsoft.com/office/drawing/2016/5/10/chartex" xmlns:cx3="http://schemas.microsoft.com/office/drawing/2016/5/9/chartex" xmlns:cx2="http://schemas.microsoft.com/office/drawing/2015/10/21/chartex" xmlns:cx1="http://schemas.microsoft.com/office/drawing/2015/9/8/chartex" xmlns:cx="http://schemas.microsoft.com/office/drawing/2014/chartex">
+        <mc:Fallback xmlns:cx="http://schemas.microsoft.com/office/drawing/2014/chartex" xmlns:cx1="http://schemas.microsoft.com/office/drawing/2015/9/8/chartex" xmlns:cx2="http://schemas.microsoft.com/office/drawing/2015/10/21/chartex" xmlns:cx3="http://schemas.microsoft.com/office/drawing/2016/5/9/chartex" xmlns:cx4="http://schemas.microsoft.com/office/drawing/2016/5/10/chartex" xmlns:cx5="http://schemas.microsoft.com/office/drawing/2016/5/11/chartex" xmlns:cx6="http://schemas.microsoft.com/office/drawing/2016/5/12/chartex" xmlns:cx7="http://schemas.microsoft.com/office/drawing/2016/5/13/chartex" xmlns:cx8="http://schemas.microsoft.com/office/drawing/2016/5/14/chartex" xmlns:aink="http://schemas.microsoft.com/office/drawing/2016/ink" xmlns:am3d="http://schemas.microsoft.com/office/drawing/2017/model3d" xmlns:w16cex="http://schemas.microsoft.com/office/word/2018/wordml/cex" xmlns:w16cid="http://schemas.microsoft.com/office/word/2016/wordml/cid" xmlns:w16="http://schemas.microsoft.com/office/word/2018/wordml" xmlns:w16se="http://schemas.microsoft.com/office/word/2015/wordml/symex">
           <w:pict>
             <v:shapetype w14:anchorId="26DCEBA9" id="_x0000_t202" coordsize="21600,21600" o:spt="202" path="m,l,21600r21600,l21600,xe">
               <v:stroke joinstyle="miter"/>
@@ -1536,7 +1548,7 @@
             </wp:anchor>
           </w:drawing>
         </mc:Choice>
-        <mc:Fallback xmlns:oel="http://schemas.microsoft.com/office/2019/extlst" xmlns:w16du="http://schemas.microsoft.com/office/word/2023/wordml/word16du" xmlns:w16sdtdh="http://schemas.microsoft.com/office/word/2020/wordml/sdtdatahash" xmlns:w16sdtfl="http://schemas.microsoft.com/office/word/2024/wordml/sdtformatlock" xmlns:w16se="http://schemas.microsoft.com/office/word/2015/wordml/symex" xmlns:w16="http://schemas.microsoft.com/office/word/2018/wordml" xmlns:w16cid="http://schemas.microsoft.com/office/word/2016/wordml/cid" xmlns:w16cex="http://schemas.microsoft.com/office/word/2018/wordml/cex" xmlns:am3d="http://schemas.microsoft.com/office/drawing/2017/model3d" xmlns:aink="http://schemas.microsoft.com/office/drawing/2016/ink" xmlns:cx8="http://schemas.microsoft.com/office/drawing/2016/5/14/chartex" xmlns:cx7="http://schemas.microsoft.com/office/drawing/2016/5/13/chartex" xmlns:cx6="http://schemas.microsoft.com/office/drawing/2016/5/12/chartex" xmlns:cx5="http://schemas.microsoft.com/office/drawing/2016/5/11/chartex" xmlns:cx4="http://schemas.microsoft.com/office/drawing/2016/5/10/chartex" xmlns:cx3="http://schemas.microsoft.com/office/drawing/2016/5/9/chartex" xmlns:cx2="http://schemas.microsoft.com/office/drawing/2015/10/21/chartex" xmlns:cx1="http://schemas.microsoft.com/office/drawing/2015/9/8/chartex" xmlns:cx="http://schemas.microsoft.com/office/drawing/2014/chartex">
+        <mc:Fallback xmlns:cx="http://schemas.microsoft.com/office/drawing/2014/chartex" xmlns:cx1="http://schemas.microsoft.com/office/drawing/2015/9/8/chartex" xmlns:cx2="http://schemas.microsoft.com/office/drawing/2015/10/21/chartex" xmlns:cx3="http://schemas.microsoft.com/office/drawing/2016/5/9/chartex" xmlns:cx4="http://schemas.microsoft.com/office/drawing/2016/5/10/chartex" xmlns:cx5="http://schemas.microsoft.com/office/drawing/2016/5/11/chartex" xmlns:cx6="http://schemas.microsoft.com/office/drawing/2016/5/12/chartex" xmlns:cx7="http://schemas.microsoft.com/office/drawing/2016/5/13/chartex" xmlns:cx8="http://schemas.microsoft.com/office/drawing/2016/5/14/chartex" xmlns:aink="http://schemas.microsoft.com/office/drawing/2016/ink" xmlns:am3d="http://schemas.microsoft.com/office/drawing/2017/model3d" xmlns:w16cex="http://schemas.microsoft.com/office/word/2018/wordml/cex" xmlns:w16cid="http://schemas.microsoft.com/office/word/2016/wordml/cid" xmlns:w16="http://schemas.microsoft.com/office/word/2018/wordml" xmlns:w16se="http://schemas.microsoft.com/office/word/2015/wordml/symex" xmlns:w16sdtfl="http://schemas.microsoft.com/office/word/2024/wordml/sdtformatlock" xmlns:w16sdtdh="http://schemas.microsoft.com/office/word/2020/wordml/sdtdatahash" xmlns:w16du="http://schemas.microsoft.com/office/word/2023/wordml/word16du" xmlns:oel="http://schemas.microsoft.com/office/2019/extlst">
           <w:pict>
             <v:rect w14:anchorId="5C59C3A0" id="Прямоугольник 3" o:spid="_x0000_s1026" style="position:absolute;margin-left:-83.7pt;margin-top:-2.4pt;width:604.45pt;height:75.55pt;z-index:251657215;visibility:visible;mso-wrap-style:square;mso-height-percent:0;mso-wrap-distance-left:9pt;mso-wrap-distance-top:0;mso-wrap-distance-right:9pt;mso-wrap-distance-bottom:0;mso-position-horizontal:absolute;mso-position-horizontal-relative:text;mso-position-vertical:absolute;mso-position-vertical-relative:text;mso-height-percent:0;mso-height-relative:margin;v-text-anchor:middle" o:gfxdata="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" fillcolor="#155835" stroked="f">
               <v:shadow on="t" color="black" opacity="22937f" origin=",.5" offset="0,.63889mm"/>
@@ -1710,7 +1722,7 @@
             </wp:anchor>
           </w:drawing>
         </mc:Choice>
-        <mc:Fallback xmlns:oel="http://schemas.microsoft.com/office/2019/extlst" xmlns:w16du="http://schemas.microsoft.com/office/word/2023/wordml/word16du" xmlns:w16sdtdh="http://schemas.microsoft.com/office/word/2020/wordml/sdtdatahash" xmlns:w16sdtfl="http://schemas.microsoft.com/office/word/2024/wordml/sdtformatlock" xmlns:w16se="http://schemas.microsoft.com/office/word/2015/wordml/symex" xmlns:w16="http://schemas.microsoft.com/office/word/2018/wordml" xmlns:w16cid="http://schemas.microsoft.com/office/word/2016/wordml/cid" xmlns:w16cex="http://schemas.microsoft.com/office/word/2018/wordml/cex" xmlns:am3d="http://schemas.microsoft.com/office/drawing/2017/model3d" xmlns:aink="http://schemas.microsoft.com/office/drawing/2016/ink" xmlns:cx8="http://schemas.microsoft.com/office/drawing/2016/5/14/chartex" xmlns:cx7="http://schemas.microsoft.com/office/drawing/2016/5/13/chartex" xmlns:cx6="http://schemas.microsoft.com/office/drawing/2016/5/12/chartex" xmlns:cx5="http://schemas.microsoft.com/office/drawing/2016/5/11/chartex" xmlns:cx4="http://schemas.microsoft.com/office/drawing/2016/5/10/chartex" xmlns:cx3="http://schemas.microsoft.com/office/drawing/2016/5/9/chartex" xmlns:cx2="http://schemas.microsoft.com/office/drawing/2015/10/21/chartex" xmlns:cx1="http://schemas.microsoft.com/office/drawing/2015/9/8/chartex" xmlns:cx="http://schemas.microsoft.com/office/drawing/2014/chartex">
+        <mc:Fallback xmlns:cx="http://schemas.microsoft.com/office/drawing/2014/chartex" xmlns:cx1="http://schemas.microsoft.com/office/drawing/2015/9/8/chartex" xmlns:cx2="http://schemas.microsoft.com/office/drawing/2015/10/21/chartex" xmlns:cx3="http://schemas.microsoft.com/office/drawing/2016/5/9/chartex" xmlns:cx4="http://schemas.microsoft.com/office/drawing/2016/5/10/chartex" xmlns:cx5="http://schemas.microsoft.com/office/drawing/2016/5/11/chartex" xmlns:cx6="http://schemas.microsoft.com/office/drawing/2016/5/12/chartex" xmlns:cx7="http://schemas.microsoft.com/office/drawing/2016/5/13/chartex" xmlns:cx8="http://schemas.microsoft.com/office/drawing/2016/5/14/chartex" xmlns:aink="http://schemas.microsoft.com/office/drawing/2016/ink" xmlns:am3d="http://schemas.microsoft.com/office/drawing/2017/model3d" xmlns:w16cex="http://schemas.microsoft.com/office/word/2018/wordml/cex" xmlns:w16cid="http://schemas.microsoft.com/office/word/2016/wordml/cid" xmlns:w16="http://schemas.microsoft.com/office/word/2018/wordml" xmlns:w16se="http://schemas.microsoft.com/office/word/2015/wordml/symex" xmlns:w16sdtfl="http://schemas.microsoft.com/office/word/2024/wordml/sdtformatlock" xmlns:w16sdtdh="http://schemas.microsoft.com/office/word/2020/wordml/sdtdatahash" xmlns:w16du="http://schemas.microsoft.com/office/word/2023/wordml/word16du" xmlns:oel="http://schemas.microsoft.com/office/2019/extlst">
           <w:pict>
             <v:line w14:anchorId="22E087A2" id="Прямая соединительная линия 1" o:spid="_x0000_s1026" style="position:absolute;flip:y;z-index:251659264;visibility:visible;mso-wrap-style:square;mso-width-percent:0;mso-height-percent:0;mso-wrap-distance-left:9pt;mso-wrap-distance-top:0;mso-wrap-distance-right:9pt;mso-wrap-distance-bottom:0;mso-position-horizontal:right;mso-position-horizontal-relative:page;mso-position-vertical:absolute;mso-position-vertical-relative:text;mso-width-percent:0;mso-height-percent:0;mso-width-relative:margin;mso-height-relative:margin" from="535.8pt,60.8pt" to="1122.8pt,60.8pt" o:gfxdata="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" strokecolor="#155835" strokeweight="2pt">
               <v:shadow on="t" color="black" opacity="24903f" origin=",.5" offset="0,.55556mm"/>
@@ -3941,7 +3953,7 @@
 </file>
 
 <file path=customXml/itemProps1.xml><?xml version="1.0" encoding="utf-8"?>
-<ds:datastoreItem xmlns:ds="http://schemas.openxmlformats.org/officeDocument/2006/customXml" ds:itemID="{1F4686EC-76A0-4D29-AAD4-E934AE6B1142}">
+<ds:datastoreItem xmlns:ds="http://schemas.openxmlformats.org/officeDocument/2006/customXml" ds:itemID="{1A6730AB-EE42-45DB-B0FF-AABEBD16987D}">
   <ds:schemaRefs>
     <ds:schemaRef ds:uri="http://schemas.openxmlformats.org/officeDocument/2006/bibliography"/>
   </ds:schemaRefs>
